--- a/output/tbl-outcome/tbl-outcome.docx
+++ b/output/tbl-outcome/tbl-outcome.docx
@@ -2,14 +2,6 @@
 <file path=word/document.xml><?xml version="1.0" encoding="utf-8"?>
 <w:document xmlns:wpc="http://schemas.microsoft.com/office/word/2010/wordprocessingCanvas" xmlns:cx="http://schemas.microsoft.com/office/drawing/2014/chartex" xmlns:cx1="http://schemas.microsoft.com/office/drawing/2015/9/8/chartex" xmlns:cx2="http://schemas.microsoft.com/office/drawing/2015/10/21/chartex" xmlns:cx3="http://schemas.microsoft.com/office/drawing/2016/5/9/chartex" xmlns:cx4="http://schemas.microsoft.com/office/drawing/2016/5/10/chartex" xmlns:cx5="http://schemas.microsoft.com/office/drawing/2016/5/11/chartex" xmlns:cx6="http://schemas.microsoft.com/office/drawing/2016/5/12/chartex" xmlns:cx7="http://schemas.microsoft.com/office/drawing/2016/5/13/chartex" xmlns:cx8="http://schemas.microsoft.com/office/drawing/2016/5/14/chartex" xmlns:mc="http://schemas.openxmlformats.org/markup-compatibility/2006" xmlns:aink="http://schemas.microsoft.com/office/drawing/2016/ink" xmlns:am3d="http://schemas.microsoft.com/office/drawing/2017/model3d" xmlns:o="urn:schemas-microsoft-com:office:office" xmlns:r="http://schemas.openxmlformats.org/officeDocument/2006/relationships" xmlns:m="http://schemas.openxmlformats.org/officeDocument/2006/math" xmlns:v="urn:schemas-microsoft-com:vml" xmlns:wp14="http://schemas.microsoft.com/office/word/2010/wordprocessingDrawing" xmlns:wp="http://schemas.openxmlformats.org/drawingml/2006/wordprocessingDrawing" xmlns:w10="urn:schemas-microsoft-com:office:word" xmlns:w="http://schemas.openxmlformats.org/wordprocessingml/2006/main" xmlns:w14="http://schemas.microsoft.com/office/word/2010/wordml" xmlns:w15="http://schemas.microsoft.com/office/word/2012/wordml" xmlns:w16cex="http://schemas.microsoft.com/office/word/2018/wordml/cex" xmlns:w16cid="http://schemas.microsoft.com/office/word/2016/wordml/cid" xmlns:w16="http://schemas.microsoft.com/office/word/2018/wordml" xmlns:w16se="http://schemas.microsoft.com/office/word/2015/wordml/symex" xmlns:wpg="http://schemas.microsoft.com/office/word/2010/wordprocessingGroup" xmlns:wpi="http://schemas.microsoft.com/office/word/2010/wordprocessingInk" xmlns:wne="http://schemas.microsoft.com/office/word/2006/wordml" xmlns:wps="http://schemas.microsoft.com/office/word/2010/wordprocessingShape" mc:Ignorable="w14 w15 w16se w16cid w16 w16cex wp14">
   <w:body>
-    <w:p>
-      <w:pPr>
-        <w:pStyle w:val="Normal"/>
-      </w:pPr>
-      <w:r>
-        <w:t xml:space="preserve"/>
-      </w:r>
-    </w:p>
     <w:tbl xmlns:a="http://schemas.openxmlformats.org/drawingml/2006/main" xmlns:pic="http://schemas.openxmlformats.org/drawingml/2006/picture">
       <w:tblPr>
         <w:tblLayout w:type="autofit"/>
@@ -2269,10 +2261,11 @@
       </w:tr>
     </w:tbl>
     <w:sectPr>
-      <w:pgMar w:header="708" w:bottom="1417" w:top="1417" w:right="1417" w:left="1417" w:footer="708" w:gutter="0"/>
-      <w:pgSz w:h="16838" w:w="11906" w:orient="portrait"/>
       <w:type w:val="continuous"/>
-      <w:cols/>
+      <w:pgSz w:w="11900" w:h="16840"/>
+      <w:pgMar w:top="1417" w:right="1417" w:bottom="1417" w:left="1417" w:header="708" w:footer="708" w:gutter="0"/>
+      <w:cols w:space="708"/>
+      <w:docGrid w:linePitch="360"/>
     </w:sectPr>
   </w:body>
 </w:document>

--- a/output/tbl-outcome/tbl-outcome.docx
+++ b/output/tbl-outcome/tbl-outcome.docx
@@ -45,25 +45,25 @@
               <w:spacing w:after="40" w:before="40" w:line="240"/>
               <w:ind w:left="100" w:right="100" w:firstLine="0" w:firstLineChars="0"/>
               <w:rPr>
-                <w:rFonts w:ascii="Luciole" w:hAnsi="Luciole" w:eastAsia="Luciole" w:cs="Luciole"/>
-                <w:i w:val="false"/>
-                <w:b w:val="false"/>
-                <w:u w:val="none"/>
-                <w:strike w:val="false"/>
-                <w:sz w:val="20"/>
-                <w:szCs w:val="20"/>
+                <w:rFonts w:ascii="Aptos" w:hAnsi="Aptos" w:eastAsia="Aptos" w:cs="Aptos"/>
+                <w:i w:val="false"/>
+                <w:b w:val="false"/>
+                <w:u w:val="none"/>
+                <w:strike w:val="false"/>
+                <w:sz w:val="18"/>
+                <w:szCs w:val="18"/>
                 <w:color w:val="333333"/>
               </w:rPr>
             </w:pPr>
             <w:r>
               <w:rPr>
-                <w:rFonts w:ascii="Luciole" w:hAnsi="Luciole" w:eastAsia="Luciole" w:cs="Luciole"/>
-                <w:i w:val="false"/>
-                <w:b w:val="false"/>
-                <w:u w:val="none"/>
-                <w:strike w:val="false"/>
-                <w:sz w:val="20"/>
-                <w:szCs w:val="20"/>
+                <w:rFonts w:ascii="Aptos" w:hAnsi="Aptos" w:eastAsia="Aptos" w:cs="Aptos"/>
+                <w:i w:val="false"/>
+                <w:b w:val="false"/>
+                <w:u w:val="none"/>
+                <w:strike w:val="false"/>
+                <w:sz w:val="18"/>
+                <w:szCs w:val="18"/>
                 <w:color w:val="333333"/>
               </w:rPr>
               <w:t xml:space="preserve"> </w:t>
@@ -101,25 +101,25 @@
               <w:spacing w:after="40" w:before="40" w:line="240"/>
               <w:ind w:left="100" w:right="100" w:firstLine="0" w:firstLineChars="0"/>
               <w:rPr>
-                <w:rFonts w:ascii="Luciole" w:hAnsi="Luciole" w:eastAsia="Luciole" w:cs="Luciole"/>
-                <w:i w:val="false"/>
-                <w:b w:val="false"/>
-                <w:u w:val="none"/>
-                <w:strike w:val="false"/>
-                <w:sz w:val="20"/>
-                <w:szCs w:val="20"/>
+                <w:rFonts w:ascii="Aptos" w:hAnsi="Aptos" w:eastAsia="Aptos" w:cs="Aptos"/>
+                <w:i w:val="false"/>
+                <w:b w:val="false"/>
+                <w:u w:val="none"/>
+                <w:strike w:val="false"/>
+                <w:sz w:val="18"/>
+                <w:szCs w:val="18"/>
                 <w:color w:val="333333"/>
               </w:rPr>
             </w:pPr>
             <w:r>
               <w:rPr>
-                <w:rFonts w:ascii="Luciole" w:hAnsi="Luciole" w:eastAsia="Luciole" w:cs="Luciole"/>
+                <w:rFonts w:ascii="Aptos" w:hAnsi="Aptos" w:eastAsia="Aptos" w:cs="Aptos"/>
                 <w:i w:val="false"/>
                 <w:b w:val="true"/>
                 <w:u w:val="none"/>
                 <w:strike w:val="false"/>
-                <w:sz w:val="20"/>
-                <w:szCs w:val="20"/>
+                <w:sz w:val="18"/>
+                <w:szCs w:val="18"/>
                 <w:color w:val="333333"/>
               </w:rPr>
               <w:t xml:space="preserve">Protocole de chimiothérapie</w:t>
@@ -162,25 +162,25 @@
               <w:spacing w:after="40" w:before="40" w:line="240"/>
               <w:ind w:left="100" w:right="100" w:firstLine="0" w:firstLineChars="0"/>
               <w:rPr>
-                <w:rFonts w:ascii="Luciole" w:hAnsi="Luciole" w:eastAsia="Luciole" w:cs="Luciole"/>
-                <w:i w:val="false"/>
-                <w:b w:val="false"/>
-                <w:u w:val="none"/>
-                <w:strike w:val="false"/>
-                <w:sz w:val="20"/>
-                <w:szCs w:val="20"/>
+                <w:rFonts w:ascii="Aptos" w:hAnsi="Aptos" w:eastAsia="Aptos" w:cs="Aptos"/>
+                <w:i w:val="false"/>
+                <w:b w:val="false"/>
+                <w:u w:val="none"/>
+                <w:strike w:val="false"/>
+                <w:sz w:val="18"/>
+                <w:szCs w:val="18"/>
                 <w:color w:val="333333"/>
               </w:rPr>
             </w:pPr>
             <w:r>
               <w:rPr>
-                <w:rFonts w:ascii="Luciole" w:hAnsi="Luciole" w:eastAsia="Luciole" w:cs="Luciole"/>
+                <w:rFonts w:ascii="Aptos" w:hAnsi="Aptos" w:eastAsia="Aptos" w:cs="Aptos"/>
                 <w:i w:val="false"/>
                 <w:b w:val="true"/>
                 <w:u w:val="none"/>
                 <w:strike w:val="false"/>
-                <w:sz w:val="20"/>
-                <w:szCs w:val="20"/>
+                <w:sz w:val="18"/>
+                <w:szCs w:val="18"/>
                 <w:color w:val="333333"/>
               </w:rPr>
               <w:t xml:space="preserve">Variable</w:t>
@@ -217,51 +217,51 @@
               <w:spacing w:after="40" w:before="40" w:line="240"/>
               <w:ind w:left="100" w:right="100" w:firstLine="0" w:firstLineChars="0"/>
               <w:rPr>
-                <w:rFonts w:ascii="Luciole" w:hAnsi="Luciole" w:eastAsia="Luciole" w:cs="Luciole"/>
-                <w:i w:val="false"/>
-                <w:b w:val="false"/>
-                <w:u w:val="none"/>
-                <w:strike w:val="false"/>
-                <w:sz w:val="20"/>
-                <w:szCs w:val="20"/>
+                <w:rFonts w:ascii="Aptos" w:hAnsi="Aptos" w:eastAsia="Aptos" w:cs="Aptos"/>
+                <w:i w:val="false"/>
+                <w:b w:val="false"/>
+                <w:u w:val="none"/>
+                <w:strike w:val="false"/>
+                <w:sz w:val="18"/>
+                <w:szCs w:val="18"/>
                 <w:color w:val="333333"/>
               </w:rPr>
             </w:pPr>
             <w:r>
               <w:rPr>
-                <w:rFonts w:ascii="Luciole" w:hAnsi="Luciole" w:eastAsia="Luciole" w:cs="Luciole"/>
+                <w:rFonts w:ascii="Aptos" w:hAnsi="Aptos" w:eastAsia="Aptos" w:cs="Aptos"/>
                 <w:i w:val="false"/>
                 <w:b w:val="true"/>
                 <w:u w:val="none"/>
                 <w:strike w:val="false"/>
-                <w:sz w:val="20"/>
-                <w:szCs w:val="20"/>
+                <w:sz w:val="18"/>
+                <w:szCs w:val="18"/>
                 <w:color w:val="333333"/>
               </w:rPr>
               <w:t xml:space="preserve">Total</w:t>
             </w:r>
             <w:r>
               <w:rPr>
-                <w:rFonts w:ascii="Luciole" w:hAnsi="Luciole" w:eastAsia="Luciole" w:cs="Luciole"/>
-                <w:i w:val="false"/>
-                <w:b w:val="false"/>
-                <w:u w:val="none"/>
-                <w:strike w:val="false"/>
-                <w:sz w:val="20"/>
-                <w:szCs w:val="20"/>
+                <w:rFonts w:ascii="Aptos" w:hAnsi="Aptos" w:eastAsia="Aptos" w:cs="Aptos"/>
+                <w:i w:val="false"/>
+                <w:b w:val="false"/>
+                <w:u w:val="none"/>
+                <w:strike w:val="false"/>
+                <w:sz w:val="18"/>
+                <w:szCs w:val="18"/>
                 <w:color w:val="333333"/>
               </w:rPr>
               <w:br/>
             </w:r>
             <w:r>
               <w:rPr>
-                <w:rFonts w:ascii="Luciole" w:hAnsi="Luciole" w:eastAsia="Luciole" w:cs="Luciole"/>
+                <w:rFonts w:ascii="Aptos" w:hAnsi="Aptos" w:eastAsia="Aptos" w:cs="Aptos"/>
                 <w:i w:val="false"/>
                 <w:b w:val="true"/>
                 <w:u w:val="none"/>
                 <w:strike w:val="false"/>
-                <w:sz w:val="20"/>
-                <w:szCs w:val="20"/>
+                <w:sz w:val="18"/>
+                <w:szCs w:val="18"/>
                 <w:color w:val="333333"/>
               </w:rPr>
               <w:t xml:space="preserve">(N=103)</w:t>
@@ -298,51 +298,51 @@
               <w:spacing w:after="40" w:before="40" w:line="240"/>
               <w:ind w:left="100" w:right="100" w:firstLine="0" w:firstLineChars="0"/>
               <w:rPr>
-                <w:rFonts w:ascii="Luciole" w:hAnsi="Luciole" w:eastAsia="Luciole" w:cs="Luciole"/>
-                <w:i w:val="false"/>
-                <w:b w:val="false"/>
-                <w:u w:val="none"/>
-                <w:strike w:val="false"/>
-                <w:sz w:val="20"/>
-                <w:szCs w:val="20"/>
+                <w:rFonts w:ascii="Aptos" w:hAnsi="Aptos" w:eastAsia="Aptos" w:cs="Aptos"/>
+                <w:i w:val="false"/>
+                <w:b w:val="false"/>
+                <w:u w:val="none"/>
+                <w:strike w:val="false"/>
+                <w:sz w:val="18"/>
+                <w:szCs w:val="18"/>
                 <w:color w:val="333333"/>
               </w:rPr>
             </w:pPr>
             <w:r>
               <w:rPr>
-                <w:rFonts w:ascii="Luciole" w:hAnsi="Luciole" w:eastAsia="Luciole" w:cs="Luciole"/>
+                <w:rFonts w:ascii="Aptos" w:hAnsi="Aptos" w:eastAsia="Aptos" w:cs="Aptos"/>
                 <w:i w:val="false"/>
                 <w:b w:val="true"/>
                 <w:u w:val="none"/>
                 <w:strike w:val="false"/>
-                <w:sz w:val="20"/>
-                <w:szCs w:val="20"/>
+                <w:sz w:val="18"/>
+                <w:szCs w:val="18"/>
                 <w:color w:val="333333"/>
               </w:rPr>
               <w:t xml:space="preserve">Adjuvant seul</w:t>
             </w:r>
             <w:r>
               <w:rPr>
-                <w:rFonts w:ascii="Luciole" w:hAnsi="Luciole" w:eastAsia="Luciole" w:cs="Luciole"/>
-                <w:i w:val="false"/>
-                <w:b w:val="false"/>
-                <w:u w:val="none"/>
-                <w:strike w:val="false"/>
-                <w:sz w:val="20"/>
-                <w:szCs w:val="20"/>
+                <w:rFonts w:ascii="Aptos" w:hAnsi="Aptos" w:eastAsia="Aptos" w:cs="Aptos"/>
+                <w:i w:val="false"/>
+                <w:b w:val="false"/>
+                <w:u w:val="none"/>
+                <w:strike w:val="false"/>
+                <w:sz w:val="18"/>
+                <w:szCs w:val="18"/>
                 <w:color w:val="333333"/>
               </w:rPr>
               <w:br/>
             </w:r>
             <w:r>
               <w:rPr>
-                <w:rFonts w:ascii="Luciole" w:hAnsi="Luciole" w:eastAsia="Luciole" w:cs="Luciole"/>
+                <w:rFonts w:ascii="Aptos" w:hAnsi="Aptos" w:eastAsia="Aptos" w:cs="Aptos"/>
                 <w:i w:val="false"/>
                 <w:b w:val="true"/>
                 <w:u w:val="none"/>
                 <w:strike w:val="false"/>
-                <w:sz w:val="20"/>
-                <w:szCs w:val="20"/>
+                <w:sz w:val="18"/>
+                <w:szCs w:val="18"/>
                 <w:color w:val="333333"/>
               </w:rPr>
               <w:t xml:space="preserve">(n=53, 51,5%)</w:t>
@@ -379,51 +379,51 @@
               <w:spacing w:after="40" w:before="40" w:line="240"/>
               <w:ind w:left="100" w:right="100" w:firstLine="0" w:firstLineChars="0"/>
               <w:rPr>
-                <w:rFonts w:ascii="Luciole" w:hAnsi="Luciole" w:eastAsia="Luciole" w:cs="Luciole"/>
-                <w:i w:val="false"/>
-                <w:b w:val="false"/>
-                <w:u w:val="none"/>
-                <w:strike w:val="false"/>
-                <w:sz w:val="20"/>
-                <w:szCs w:val="20"/>
+                <w:rFonts w:ascii="Aptos" w:hAnsi="Aptos" w:eastAsia="Aptos" w:cs="Aptos"/>
+                <w:i w:val="false"/>
+                <w:b w:val="false"/>
+                <w:u w:val="none"/>
+                <w:strike w:val="false"/>
+                <w:sz w:val="18"/>
+                <w:szCs w:val="18"/>
                 <w:color w:val="333333"/>
               </w:rPr>
             </w:pPr>
             <w:r>
               <w:rPr>
-                <w:rFonts w:ascii="Luciole" w:hAnsi="Luciole" w:eastAsia="Luciole" w:cs="Luciole"/>
+                <w:rFonts w:ascii="Aptos" w:hAnsi="Aptos" w:eastAsia="Aptos" w:cs="Aptos"/>
                 <w:i w:val="false"/>
                 <w:b w:val="true"/>
                 <w:u w:val="none"/>
                 <w:strike w:val="false"/>
-                <w:sz w:val="20"/>
-                <w:szCs w:val="20"/>
+                <w:sz w:val="18"/>
+                <w:szCs w:val="18"/>
                 <w:color w:val="333333"/>
               </w:rPr>
               <w:t xml:space="preserve">Péri-opératoire</w:t>
             </w:r>
             <w:r>
               <w:rPr>
-                <w:rFonts w:ascii="Luciole" w:hAnsi="Luciole" w:eastAsia="Luciole" w:cs="Luciole"/>
-                <w:i w:val="false"/>
-                <w:b w:val="false"/>
-                <w:u w:val="none"/>
-                <w:strike w:val="false"/>
-                <w:sz w:val="20"/>
-                <w:szCs w:val="20"/>
+                <w:rFonts w:ascii="Aptos" w:hAnsi="Aptos" w:eastAsia="Aptos" w:cs="Aptos"/>
+                <w:i w:val="false"/>
+                <w:b w:val="false"/>
+                <w:u w:val="none"/>
+                <w:strike w:val="false"/>
+                <w:sz w:val="18"/>
+                <w:szCs w:val="18"/>
                 <w:color w:val="333333"/>
               </w:rPr>
               <w:br/>
             </w:r>
             <w:r>
               <w:rPr>
-                <w:rFonts w:ascii="Luciole" w:hAnsi="Luciole" w:eastAsia="Luciole" w:cs="Luciole"/>
+                <w:rFonts w:ascii="Aptos" w:hAnsi="Aptos" w:eastAsia="Aptos" w:cs="Aptos"/>
                 <w:i w:val="false"/>
                 <w:b w:val="true"/>
                 <w:u w:val="none"/>
                 <w:strike w:val="false"/>
-                <w:sz w:val="20"/>
-                <w:szCs w:val="20"/>
+                <w:sz w:val="18"/>
+                <w:szCs w:val="18"/>
                 <w:color w:val="333333"/>
               </w:rPr>
               <w:t xml:space="preserve">(n=50, 48,5%)</w:t>
@@ -440,6 +440,245 @@
             <w:tcBorders>
               <w:bottom w:val="none" w:sz="0" w:space="0" w:color="000000"/>
               <w:top w:val="single" w:sz="8" w:space="0" w:color="333333"/>
+              <w:left w:val="none" w:sz="0" w:space="0" w:color="000000"/>
+              <w:right w:val="none" w:sz="0" w:space="0" w:color="000000"/>
+            </w:tcBorders>
+            <w:shd w:val="clear" w:color="auto" w:fill="F0FAFF"/>
+            <w:tcMar>
+              <w:top w:w="0" w:type="dxa"/>
+              <w:bottom w:w="0" w:type="dxa"/>
+              <w:left w:w="0" w:type="dxa"/>
+              <w:right w:w="0" w:type="dxa"/>
+            </w:tcMar>
+            <w:vAlign w:val="top"/>
+          </w:tcPr>
+          <w:p>
+            <w:pPr>
+              <w:pStyle w:val="Normal"/>
+              <w:jc w:val="left"/>
+              <w:pBdr>
+                <w:bottom w:val="none" w:sz="0" w:space="0" w:color="000000"/>
+                <w:top w:val="none" w:sz="0" w:space="0" w:color="000000"/>
+                <w:left w:val="none" w:sz="0" w:space="0" w:color="000000"/>
+                <w:right w:val="none" w:sz="0" w:space="0" w:color="000000"/>
+              </w:pBdr>
+              <w:spacing w:after="60" w:before="60" w:line="240"/>
+              <w:ind w:left="100" w:right="100" w:firstLine="0" w:firstLineChars="0"/>
+              <w:rPr>
+                <w:rFonts w:ascii="Aptos" w:hAnsi="Aptos" w:eastAsia="Aptos" w:cs="Aptos"/>
+                <w:i w:val="false"/>
+                <w:b w:val="false"/>
+                <w:u w:val="none"/>
+                <w:strike w:val="false"/>
+                <w:sz w:val="18"/>
+                <w:szCs w:val="18"/>
+                <w:color w:val="333333"/>
+              </w:rPr>
+            </w:pPr>
+            <w:r>
+              <w:rPr>
+                <w:rFonts w:ascii="Aptos" w:hAnsi="Aptos" w:eastAsia="Aptos" w:cs="Aptos"/>
+                <w:i w:val="false"/>
+                <w:b w:val="false"/>
+                <w:u w:val="none"/>
+                <w:strike w:val="false"/>
+                <w:sz w:val="18"/>
+                <w:szCs w:val="18"/>
+                <w:color w:val="333333"/>
+              </w:rPr>
+              <w:t xml:space="preserve">Chimiothérapie d'induction, n (%)</w:t>
+            </w:r>
+            <w:r>
+              <w:rPr>
+                <w:rFonts w:ascii="Aptos" w:hAnsi="Aptos" w:eastAsia="Aptos" w:cs="Aptos"/>
+                <w:i w:val="false"/>
+                <w:b w:val="false"/>
+                <w:u w:val="none"/>
+                <w:strike w:val="false"/>
+                <w:vertAlign w:val="superscript"/>
+                <w:sz w:val="18"/>
+                <w:szCs w:val="18"/>
+                <w:color w:val="333333"/>
+              </w:rPr>
+              <w:t xml:space="preserve">1</w:t>
+            </w:r>
+          </w:p>
+        </w:tc>
+        <w:tc>
+          <w:tcPr>
+            <w:tcBorders>
+              <w:bottom w:val="none" w:sz="0" w:space="0" w:color="000000"/>
+              <w:top w:val="single" w:sz="8" w:space="0" w:color="333333"/>
+              <w:left w:val="none" w:sz="0" w:space="0" w:color="000000"/>
+              <w:right w:val="none" w:sz="0" w:space="0" w:color="000000"/>
+            </w:tcBorders>
+            <w:shd w:val="clear" w:color="auto" w:fill="F0FAFF"/>
+            <w:tcMar>
+              <w:top w:w="0" w:type="dxa"/>
+              <w:bottom w:w="0" w:type="dxa"/>
+              <w:left w:w="0" w:type="dxa"/>
+              <w:right w:w="0" w:type="dxa"/>
+            </w:tcMar>
+            <w:vAlign w:val="top"/>
+          </w:tcPr>
+          <w:p>
+            <w:pPr>
+              <w:pStyle w:val="Normal"/>
+              <w:jc w:val="center"/>
+              <w:pBdr>
+                <w:bottom w:val="none" w:sz="0" w:space="0" w:color="000000"/>
+                <w:top w:val="none" w:sz="0" w:space="0" w:color="000000"/>
+                <w:left w:val="none" w:sz="0" w:space="0" w:color="000000"/>
+                <w:right w:val="none" w:sz="0" w:space="0" w:color="000000"/>
+              </w:pBdr>
+              <w:spacing w:after="60" w:before="60" w:line="240"/>
+              <w:ind w:left="100" w:right="100" w:firstLine="0" w:firstLineChars="0"/>
+              <w:rPr>
+                <w:rFonts w:ascii="Aptos" w:hAnsi="Aptos" w:eastAsia="Aptos" w:cs="Aptos"/>
+                <w:i w:val="false"/>
+                <w:b w:val="false"/>
+                <w:u w:val="none"/>
+                <w:strike w:val="false"/>
+                <w:sz w:val="16"/>
+                <w:szCs w:val="16"/>
+                <w:color w:val="333333"/>
+              </w:rPr>
+            </w:pPr>
+            <w:r>
+              <w:rPr>
+                <w:rFonts w:ascii="Aptos" w:hAnsi="Aptos" w:eastAsia="Aptos" w:cs="Aptos"/>
+                <w:i w:val="false"/>
+                <w:b w:val="false"/>
+                <w:u w:val="none"/>
+                <w:strike w:val="false"/>
+                <w:sz w:val="16"/>
+                <w:szCs w:val="16"/>
+                <w:color w:val="333333"/>
+              </w:rPr>
+              <w:t xml:space="preserve">–</w:t>
+            </w:r>
+          </w:p>
+        </w:tc>
+        <w:tc>
+          <w:tcPr>
+            <w:tcBorders>
+              <w:bottom w:val="none" w:sz="0" w:space="0" w:color="000000"/>
+              <w:top w:val="single" w:sz="8" w:space="0" w:color="333333"/>
+              <w:left w:val="none" w:sz="0" w:space="0" w:color="000000"/>
+              <w:right w:val="none" w:sz="0" w:space="0" w:color="000000"/>
+            </w:tcBorders>
+            <w:shd w:val="clear" w:color="auto" w:fill="F0FAFF"/>
+            <w:tcMar>
+              <w:top w:w="0" w:type="dxa"/>
+              <w:bottom w:w="0" w:type="dxa"/>
+              <w:left w:w="0" w:type="dxa"/>
+              <w:right w:w="0" w:type="dxa"/>
+            </w:tcMar>
+            <w:vAlign w:val="top"/>
+          </w:tcPr>
+          <w:p>
+            <w:pPr>
+              <w:pStyle w:val="Normal"/>
+              <w:jc w:val="center"/>
+              <w:pBdr>
+                <w:bottom w:val="none" w:sz="0" w:space="0" w:color="000000"/>
+                <w:top w:val="none" w:sz="0" w:space="0" w:color="000000"/>
+                <w:left w:val="none" w:sz="0" w:space="0" w:color="000000"/>
+                <w:right w:val="none" w:sz="0" w:space="0" w:color="000000"/>
+              </w:pBdr>
+              <w:spacing w:after="60" w:before="60" w:line="240"/>
+              <w:ind w:left="100" w:right="100" w:firstLine="0" w:firstLineChars="0"/>
+              <w:rPr>
+                <w:rFonts w:ascii="Aptos" w:hAnsi="Aptos" w:eastAsia="Aptos" w:cs="Aptos"/>
+                <w:i w:val="false"/>
+                <w:b w:val="false"/>
+                <w:u w:val="none"/>
+                <w:strike w:val="false"/>
+                <w:sz w:val="16"/>
+                <w:szCs w:val="16"/>
+                <w:color w:val="333333"/>
+              </w:rPr>
+            </w:pPr>
+            <w:r>
+              <w:rPr>
+                <w:rFonts w:ascii="Aptos" w:hAnsi="Aptos" w:eastAsia="Aptos" w:cs="Aptos"/>
+                <w:i w:val="false"/>
+                <w:b w:val="false"/>
+                <w:u w:val="none"/>
+                <w:strike w:val="false"/>
+                <w:sz w:val="16"/>
+                <w:szCs w:val="16"/>
+                <w:color w:val="333333"/>
+              </w:rPr>
+              <w:t xml:space="preserve">–</w:t>
+            </w:r>
+          </w:p>
+        </w:tc>
+        <w:tc>
+          <w:tcPr>
+            <w:tcBorders>
+              <w:bottom w:val="none" w:sz="0" w:space="0" w:color="000000"/>
+              <w:top w:val="single" w:sz="8" w:space="0" w:color="333333"/>
+              <w:left w:val="none" w:sz="0" w:space="0" w:color="000000"/>
+              <w:right w:val="none" w:sz="0" w:space="0" w:color="000000"/>
+            </w:tcBorders>
+            <w:shd w:val="clear" w:color="auto" w:fill="F0FAFF"/>
+            <w:tcMar>
+              <w:top w:w="0" w:type="dxa"/>
+              <w:bottom w:w="0" w:type="dxa"/>
+              <w:left w:w="0" w:type="dxa"/>
+              <w:right w:w="0" w:type="dxa"/>
+            </w:tcMar>
+            <w:vAlign w:val="top"/>
+          </w:tcPr>
+          <w:p>
+            <w:pPr>
+              <w:pStyle w:val="Normal"/>
+              <w:jc w:val="center"/>
+              <w:pBdr>
+                <w:bottom w:val="none" w:sz="0" w:space="0" w:color="000000"/>
+                <w:top w:val="none" w:sz="0" w:space="0" w:color="000000"/>
+                <w:left w:val="none" w:sz="0" w:space="0" w:color="000000"/>
+                <w:right w:val="none" w:sz="0" w:space="0" w:color="000000"/>
+              </w:pBdr>
+              <w:spacing w:after="60" w:before="60" w:line="240"/>
+              <w:ind w:left="100" w:right="100" w:firstLine="0" w:firstLineChars="0"/>
+              <w:rPr>
+                <w:rFonts w:ascii="Aptos" w:hAnsi="Aptos" w:eastAsia="Aptos" w:cs="Aptos"/>
+                <w:i w:val="false"/>
+                <w:b w:val="false"/>
+                <w:u w:val="none"/>
+                <w:strike w:val="false"/>
+                <w:sz w:val="16"/>
+                <w:szCs w:val="16"/>
+                <w:color w:val="333333"/>
+              </w:rPr>
+            </w:pPr>
+            <w:r>
+              <w:rPr>
+                <w:rFonts w:ascii="Aptos" w:hAnsi="Aptos" w:eastAsia="Aptos" w:cs="Aptos"/>
+                <w:i w:val="false"/>
+                <w:b w:val="false"/>
+                <w:u w:val="none"/>
+                <w:strike w:val="false"/>
+                <w:sz w:val="16"/>
+                <w:szCs w:val="16"/>
+                <w:color w:val="333333"/>
+              </w:rPr>
+              <w:t xml:space="preserve">50 (100,0)</w:t>
+            </w:r>
+          </w:p>
+        </w:tc>
+      </w:tr>
+      <w:tr>
+        <w:trPr>
+          <w:trHeight w:val="608" w:hRule="auto"/>
+        </w:trPr>
+        <w:tc>
+          <w:tcPr>
+            <w:tcBorders>
+              <w:bottom w:val="none" w:sz="0" w:space="0" w:color="000000"/>
+              <w:top w:val="none" w:sz="0" w:space="0" w:color="000000"/>
               <w:left w:val="none" w:sz="0" w:space="0" w:color="000000"/>
               <w:right w:val="none" w:sz="0" w:space="0" w:color="000000"/>
             </w:tcBorders>
@@ -463,44 +702,30 @@
                 <w:right w:val="none" w:sz="0" w:space="0" w:color="000000"/>
               </w:pBdr>
               <w:spacing w:after="60" w:before="60" w:line="240"/>
-              <w:ind w:left="100" w:right="100" w:firstLine="0" w:firstLineChars="0"/>
-              <w:rPr>
-                <w:rFonts w:ascii="Luciole" w:hAnsi="Luciole" w:eastAsia="Luciole" w:cs="Luciole"/>
-                <w:i w:val="false"/>
-                <w:b w:val="false"/>
-                <w:u w:val="none"/>
-                <w:strike w:val="false"/>
-                <w:sz w:val="20"/>
-                <w:szCs w:val="20"/>
+              <w:ind w:left="300" w:right="100" w:firstLine="0" w:firstLineChars="0"/>
+              <w:rPr>
+                <w:rFonts w:ascii="Aptos" w:hAnsi="Aptos" w:eastAsia="Aptos" w:cs="Aptos"/>
+                <w:i w:val="false"/>
+                <w:b w:val="false"/>
+                <w:u w:val="none"/>
+                <w:strike w:val="false"/>
+                <w:sz w:val="18"/>
+                <w:szCs w:val="18"/>
                 <w:color w:val="333333"/>
               </w:rPr>
             </w:pPr>
             <w:r>
               <w:rPr>
-                <w:rFonts w:ascii="Luciole" w:hAnsi="Luciole" w:eastAsia="Luciole" w:cs="Luciole"/>
-                <w:i w:val="false"/>
-                <w:b w:val="false"/>
-                <w:u w:val="none"/>
-                <w:strike w:val="false"/>
-                <w:sz w:val="20"/>
-                <w:szCs w:val="20"/>
-                <w:color w:val="333333"/>
-              </w:rPr>
-              <w:t xml:space="preserve">Chimiothérapie d'induction, n (%)</w:t>
-            </w:r>
-            <w:r>
-              <w:rPr>
-                <w:rFonts w:ascii="Luciole" w:hAnsi="Luciole" w:eastAsia="Luciole" w:cs="Luciole"/>
-                <w:i w:val="false"/>
-                <w:b w:val="false"/>
-                <w:u w:val="none"/>
-                <w:strike w:val="false"/>
-                <w:vertAlign w:val="superscript"/>
-                <w:sz w:val="20"/>
-                <w:szCs w:val="20"/>
-                <w:color w:val="333333"/>
-              </w:rPr>
-              <w:t xml:space="preserve">1</w:t>
+                <w:rFonts w:ascii="Aptos" w:hAnsi="Aptos" w:eastAsia="Aptos" w:cs="Aptos"/>
+                <w:i w:val="false"/>
+                <w:b w:val="false"/>
+                <w:u w:val="none"/>
+                <w:strike w:val="false"/>
+                <w:sz w:val="18"/>
+                <w:szCs w:val="18"/>
+                <w:color w:val="333333"/>
+              </w:rPr>
+              <w:t xml:space="preserve">Nombre de cures, médiane (IQR)</w:t>
             </w:r>
           </w:p>
         </w:tc>
@@ -508,7 +733,7 @@
           <w:tcPr>
             <w:tcBorders>
               <w:bottom w:val="none" w:sz="0" w:space="0" w:color="000000"/>
-              <w:top w:val="single" w:sz="8" w:space="0" w:color="333333"/>
+              <w:top w:val="none" w:sz="0" w:space="0" w:color="000000"/>
               <w:left w:val="none" w:sz="0" w:space="0" w:color="000000"/>
               <w:right w:val="none" w:sz="0" w:space="0" w:color="000000"/>
             </w:tcBorders>
@@ -534,25 +759,25 @@
               <w:spacing w:after="60" w:before="60" w:line="240"/>
               <w:ind w:left="100" w:right="100" w:firstLine="0" w:firstLineChars="0"/>
               <w:rPr>
-                <w:rFonts w:ascii="Luciole" w:hAnsi="Luciole" w:eastAsia="Luciole" w:cs="Luciole"/>
-                <w:i w:val="false"/>
-                <w:b w:val="false"/>
-                <w:u w:val="none"/>
-                <w:strike w:val="false"/>
-                <w:sz w:val="18"/>
-                <w:szCs w:val="18"/>
+                <w:rFonts w:ascii="Aptos" w:hAnsi="Aptos" w:eastAsia="Aptos" w:cs="Aptos"/>
+                <w:i w:val="false"/>
+                <w:b w:val="false"/>
+                <w:u w:val="none"/>
+                <w:strike w:val="false"/>
+                <w:sz w:val="16"/>
+                <w:szCs w:val="16"/>
                 <w:color w:val="333333"/>
               </w:rPr>
             </w:pPr>
             <w:r>
               <w:rPr>
-                <w:rFonts w:ascii="Luciole" w:hAnsi="Luciole" w:eastAsia="Luciole" w:cs="Luciole"/>
-                <w:i w:val="false"/>
-                <w:b w:val="false"/>
-                <w:u w:val="none"/>
-                <w:strike w:val="false"/>
-                <w:sz w:val="18"/>
-                <w:szCs w:val="18"/>
+                <w:rFonts w:ascii="Aptos" w:hAnsi="Aptos" w:eastAsia="Aptos" w:cs="Aptos"/>
+                <w:i w:val="false"/>
+                <w:b w:val="false"/>
+                <w:u w:val="none"/>
+                <w:strike w:val="false"/>
+                <w:sz w:val="16"/>
+                <w:szCs w:val="16"/>
                 <w:color w:val="333333"/>
               </w:rPr>
               <w:t xml:space="preserve">–</w:t>
@@ -563,7 +788,7 @@
           <w:tcPr>
             <w:tcBorders>
               <w:bottom w:val="none" w:sz="0" w:space="0" w:color="000000"/>
-              <w:top w:val="single" w:sz="8" w:space="0" w:color="333333"/>
+              <w:top w:val="none" w:sz="0" w:space="0" w:color="000000"/>
               <w:left w:val="none" w:sz="0" w:space="0" w:color="000000"/>
               <w:right w:val="none" w:sz="0" w:space="0" w:color="000000"/>
             </w:tcBorders>
@@ -589,25 +814,25 @@
               <w:spacing w:after="60" w:before="60" w:line="240"/>
               <w:ind w:left="100" w:right="100" w:firstLine="0" w:firstLineChars="0"/>
               <w:rPr>
-                <w:rFonts w:ascii="Luciole" w:hAnsi="Luciole" w:eastAsia="Luciole" w:cs="Luciole"/>
-                <w:i w:val="false"/>
-                <w:b w:val="false"/>
-                <w:u w:val="none"/>
-                <w:strike w:val="false"/>
-                <w:sz w:val="18"/>
-                <w:szCs w:val="18"/>
+                <w:rFonts w:ascii="Aptos" w:hAnsi="Aptos" w:eastAsia="Aptos" w:cs="Aptos"/>
+                <w:i w:val="false"/>
+                <w:b w:val="false"/>
+                <w:u w:val="none"/>
+                <w:strike w:val="false"/>
+                <w:sz w:val="16"/>
+                <w:szCs w:val="16"/>
                 <w:color w:val="333333"/>
               </w:rPr>
             </w:pPr>
             <w:r>
               <w:rPr>
-                <w:rFonts w:ascii="Luciole" w:hAnsi="Luciole" w:eastAsia="Luciole" w:cs="Luciole"/>
-                <w:i w:val="false"/>
-                <w:b w:val="false"/>
-                <w:u w:val="none"/>
-                <w:strike w:val="false"/>
-                <w:sz w:val="18"/>
-                <w:szCs w:val="18"/>
+                <w:rFonts w:ascii="Aptos" w:hAnsi="Aptos" w:eastAsia="Aptos" w:cs="Aptos"/>
+                <w:i w:val="false"/>
+                <w:b w:val="false"/>
+                <w:u w:val="none"/>
+                <w:strike w:val="false"/>
+                <w:sz w:val="16"/>
+                <w:szCs w:val="16"/>
                 <w:color w:val="333333"/>
               </w:rPr>
               <w:t xml:space="preserve">–</w:t>
@@ -618,7 +843,7 @@
           <w:tcPr>
             <w:tcBorders>
               <w:bottom w:val="none" w:sz="0" w:space="0" w:color="000000"/>
-              <w:top w:val="single" w:sz="8" w:space="0" w:color="333333"/>
+              <w:top w:val="none" w:sz="0" w:space="0" w:color="000000"/>
               <w:left w:val="none" w:sz="0" w:space="0" w:color="000000"/>
               <w:right w:val="none" w:sz="0" w:space="0" w:color="000000"/>
             </w:tcBorders>
@@ -644,28 +869,28 @@
               <w:spacing w:after="60" w:before="60" w:line="240"/>
               <w:ind w:left="100" w:right="100" w:firstLine="0" w:firstLineChars="0"/>
               <w:rPr>
-                <w:rFonts w:ascii="Luciole" w:hAnsi="Luciole" w:eastAsia="Luciole" w:cs="Luciole"/>
-                <w:i w:val="false"/>
-                <w:b w:val="false"/>
-                <w:u w:val="none"/>
-                <w:strike w:val="false"/>
-                <w:sz w:val="18"/>
-                <w:szCs w:val="18"/>
+                <w:rFonts w:ascii="Aptos" w:hAnsi="Aptos" w:eastAsia="Aptos" w:cs="Aptos"/>
+                <w:i w:val="false"/>
+                <w:b w:val="false"/>
+                <w:u w:val="none"/>
+                <w:strike w:val="false"/>
+                <w:sz w:val="16"/>
+                <w:szCs w:val="16"/>
                 <w:color w:val="333333"/>
               </w:rPr>
             </w:pPr>
             <w:r>
               <w:rPr>
-                <w:rFonts w:ascii="Luciole" w:hAnsi="Luciole" w:eastAsia="Luciole" w:cs="Luciole"/>
-                <w:i w:val="false"/>
-                <w:b w:val="false"/>
-                <w:u w:val="none"/>
-                <w:strike w:val="false"/>
-                <w:sz w:val="18"/>
-                <w:szCs w:val="18"/>
-                <w:color w:val="333333"/>
-              </w:rPr>
-              <w:t xml:space="preserve">50 (100,0)</w:t>
+                <w:rFonts w:ascii="Aptos" w:hAnsi="Aptos" w:eastAsia="Aptos" w:cs="Aptos"/>
+                <w:i w:val="false"/>
+                <w:b w:val="false"/>
+                <w:u w:val="none"/>
+                <w:strike w:val="false"/>
+                <w:sz w:val="16"/>
+                <w:szCs w:val="16"/>
+                <w:color w:val="333333"/>
+              </w:rPr>
+              <w:t xml:space="preserve">6,0 (5,0—9,0)</w:t>
             </w:r>
           </w:p>
         </w:tc>
@@ -702,30 +927,44 @@
                 <w:right w:val="none" w:sz="0" w:space="0" w:color="000000"/>
               </w:pBdr>
               <w:spacing w:after="60" w:before="60" w:line="240"/>
-              <w:ind w:left="300" w:right="100" w:firstLine="0" w:firstLineChars="0"/>
-              <w:rPr>
-                <w:rFonts w:ascii="Luciole" w:hAnsi="Luciole" w:eastAsia="Luciole" w:cs="Luciole"/>
-                <w:i w:val="false"/>
-                <w:b w:val="false"/>
-                <w:u w:val="none"/>
-                <w:strike w:val="false"/>
-                <w:sz w:val="20"/>
-                <w:szCs w:val="20"/>
+              <w:ind w:left="100" w:right="100" w:firstLine="0" w:firstLineChars="0"/>
+              <w:rPr>
+                <w:rFonts w:ascii="Aptos" w:hAnsi="Aptos" w:eastAsia="Aptos" w:cs="Aptos"/>
+                <w:i w:val="false"/>
+                <w:b w:val="false"/>
+                <w:u w:val="none"/>
+                <w:strike w:val="false"/>
+                <w:sz w:val="18"/>
+                <w:szCs w:val="18"/>
                 <w:color w:val="333333"/>
               </w:rPr>
             </w:pPr>
             <w:r>
               <w:rPr>
-                <w:rFonts w:ascii="Luciole" w:hAnsi="Luciole" w:eastAsia="Luciole" w:cs="Luciole"/>
-                <w:i w:val="false"/>
-                <w:b w:val="false"/>
-                <w:u w:val="none"/>
-                <w:strike w:val="false"/>
-                <w:sz w:val="20"/>
-                <w:szCs w:val="20"/>
-                <w:color w:val="333333"/>
-              </w:rPr>
-              <w:t xml:space="preserve">Nombre de cures, médiane (IQR)</w:t>
+                <w:rFonts w:ascii="Aptos" w:hAnsi="Aptos" w:eastAsia="Aptos" w:cs="Aptos"/>
+                <w:i w:val="false"/>
+                <w:b w:val="false"/>
+                <w:u w:val="none"/>
+                <w:strike w:val="false"/>
+                <w:sz w:val="18"/>
+                <w:szCs w:val="18"/>
+                <w:color w:val="333333"/>
+              </w:rPr>
+              <w:t xml:space="preserve">Chimiothérapie adjuvante, n (%)</w:t>
+            </w:r>
+            <w:r>
+              <w:rPr>
+                <w:rFonts w:ascii="Aptos" w:hAnsi="Aptos" w:eastAsia="Aptos" w:cs="Aptos"/>
+                <w:i w:val="false"/>
+                <w:b w:val="false"/>
+                <w:u w:val="none"/>
+                <w:strike w:val="false"/>
+                <w:vertAlign w:val="superscript"/>
+                <w:sz w:val="18"/>
+                <w:szCs w:val="18"/>
+                <w:color w:val="333333"/>
+              </w:rPr>
+              <w:t xml:space="preserve">1</w:t>
             </w:r>
           </w:p>
         </w:tc>
@@ -759,28 +998,28 @@
               <w:spacing w:after="60" w:before="60" w:line="240"/>
               <w:ind w:left="100" w:right="100" w:firstLine="0" w:firstLineChars="0"/>
               <w:rPr>
-                <w:rFonts w:ascii="Luciole" w:hAnsi="Luciole" w:eastAsia="Luciole" w:cs="Luciole"/>
-                <w:i w:val="false"/>
-                <w:b w:val="false"/>
-                <w:u w:val="none"/>
-                <w:strike w:val="false"/>
-                <w:sz w:val="18"/>
-                <w:szCs w:val="18"/>
+                <w:rFonts w:ascii="Aptos" w:hAnsi="Aptos" w:eastAsia="Aptos" w:cs="Aptos"/>
+                <w:i w:val="false"/>
+                <w:b w:val="false"/>
+                <w:u w:val="none"/>
+                <w:strike w:val="false"/>
+                <w:sz w:val="16"/>
+                <w:szCs w:val="16"/>
                 <w:color w:val="333333"/>
               </w:rPr>
             </w:pPr>
             <w:r>
               <w:rPr>
-                <w:rFonts w:ascii="Luciole" w:hAnsi="Luciole" w:eastAsia="Luciole" w:cs="Luciole"/>
-                <w:i w:val="false"/>
-                <w:b w:val="false"/>
-                <w:u w:val="none"/>
-                <w:strike w:val="false"/>
-                <w:sz w:val="18"/>
-                <w:szCs w:val="18"/>
-                <w:color w:val="333333"/>
-              </w:rPr>
-              <w:t xml:space="preserve">–</w:t>
+                <w:rFonts w:ascii="Aptos" w:hAnsi="Aptos" w:eastAsia="Aptos" w:cs="Aptos"/>
+                <w:i w:val="false"/>
+                <w:b w:val="false"/>
+                <w:u w:val="none"/>
+                <w:strike w:val="false"/>
+                <w:sz w:val="16"/>
+                <w:szCs w:val="16"/>
+                <w:color w:val="333333"/>
+              </w:rPr>
+              <w:t xml:space="preserve">94 (91,3)</w:t>
             </w:r>
           </w:p>
         </w:tc>
@@ -814,28 +1053,28 @@
               <w:spacing w:after="60" w:before="60" w:line="240"/>
               <w:ind w:left="100" w:right="100" w:firstLine="0" w:firstLineChars="0"/>
               <w:rPr>
-                <w:rFonts w:ascii="Luciole" w:hAnsi="Luciole" w:eastAsia="Luciole" w:cs="Luciole"/>
-                <w:i w:val="false"/>
-                <w:b w:val="false"/>
-                <w:u w:val="none"/>
-                <w:strike w:val="false"/>
-                <w:sz w:val="18"/>
-                <w:szCs w:val="18"/>
+                <w:rFonts w:ascii="Aptos" w:hAnsi="Aptos" w:eastAsia="Aptos" w:cs="Aptos"/>
+                <w:i w:val="false"/>
+                <w:b w:val="false"/>
+                <w:u w:val="none"/>
+                <w:strike w:val="false"/>
+                <w:sz w:val="16"/>
+                <w:szCs w:val="16"/>
                 <w:color w:val="333333"/>
               </w:rPr>
             </w:pPr>
             <w:r>
               <w:rPr>
-                <w:rFonts w:ascii="Luciole" w:hAnsi="Luciole" w:eastAsia="Luciole" w:cs="Luciole"/>
-                <w:i w:val="false"/>
-                <w:b w:val="false"/>
-                <w:u w:val="none"/>
-                <w:strike w:val="false"/>
-                <w:sz w:val="18"/>
-                <w:szCs w:val="18"/>
-                <w:color w:val="333333"/>
-              </w:rPr>
-              <w:t xml:space="preserve">–</w:t>
+                <w:rFonts w:ascii="Aptos" w:hAnsi="Aptos" w:eastAsia="Aptos" w:cs="Aptos"/>
+                <w:i w:val="false"/>
+                <w:b w:val="false"/>
+                <w:u w:val="none"/>
+                <w:strike w:val="false"/>
+                <w:sz w:val="16"/>
+                <w:szCs w:val="16"/>
+                <w:color w:val="333333"/>
+              </w:rPr>
+              <w:t xml:space="preserve">50 (94,3)</w:t>
             </w:r>
           </w:p>
         </w:tc>
@@ -869,7 +1108,67 @@
               <w:spacing w:after="60" w:before="60" w:line="240"/>
               <w:ind w:left="100" w:right="100" w:firstLine="0" w:firstLineChars="0"/>
               <w:rPr>
-                <w:rFonts w:ascii="Luciole" w:hAnsi="Luciole" w:eastAsia="Luciole" w:cs="Luciole"/>
+                <w:rFonts w:ascii="Aptos" w:hAnsi="Aptos" w:eastAsia="Aptos" w:cs="Aptos"/>
+                <w:i w:val="false"/>
+                <w:b w:val="false"/>
+                <w:u w:val="none"/>
+                <w:strike w:val="false"/>
+                <w:sz w:val="16"/>
+                <w:szCs w:val="16"/>
+                <w:color w:val="333333"/>
+              </w:rPr>
+            </w:pPr>
+            <w:r>
+              <w:rPr>
+                <w:rFonts w:ascii="Aptos" w:hAnsi="Aptos" w:eastAsia="Aptos" w:cs="Aptos"/>
+                <w:i w:val="false"/>
+                <w:b w:val="false"/>
+                <w:u w:val="none"/>
+                <w:strike w:val="false"/>
+                <w:sz w:val="16"/>
+                <w:szCs w:val="16"/>
+                <w:color w:val="333333"/>
+              </w:rPr>
+              <w:t xml:space="preserve">44 (88,0)</w:t>
+            </w:r>
+          </w:p>
+        </w:tc>
+      </w:tr>
+      <w:tr>
+        <w:trPr>
+          <w:trHeight w:val="608" w:hRule="auto"/>
+        </w:trPr>
+        <w:tc>
+          <w:tcPr>
+            <w:tcBorders>
+              <w:bottom w:val="none" w:sz="0" w:space="0" w:color="000000"/>
+              <w:top w:val="none" w:sz="0" w:space="0" w:color="000000"/>
+              <w:left w:val="none" w:sz="0" w:space="0" w:color="000000"/>
+              <w:right w:val="none" w:sz="0" w:space="0" w:color="000000"/>
+            </w:tcBorders>
+            <w:shd w:val="clear" w:color="auto" w:fill="FFFFFF"/>
+            <w:tcMar>
+              <w:top w:w="0" w:type="dxa"/>
+              <w:bottom w:w="0" w:type="dxa"/>
+              <w:left w:w="0" w:type="dxa"/>
+              <w:right w:w="0" w:type="dxa"/>
+            </w:tcMar>
+            <w:vAlign w:val="top"/>
+          </w:tcPr>
+          <w:p>
+            <w:pPr>
+              <w:pStyle w:val="Normal"/>
+              <w:jc w:val="left"/>
+              <w:pBdr>
+                <w:bottom w:val="none" w:sz="0" w:space="0" w:color="000000"/>
+                <w:top w:val="none" w:sz="0" w:space="0" w:color="000000"/>
+                <w:left w:val="none" w:sz="0" w:space="0" w:color="000000"/>
+                <w:right w:val="none" w:sz="0" w:space="0" w:color="000000"/>
+              </w:pBdr>
+              <w:spacing w:after="60" w:before="60" w:line="240"/>
+              <w:ind w:left="300" w:right="100" w:firstLine="0" w:firstLineChars="0"/>
+              <w:rPr>
+                <w:rFonts w:ascii="Aptos" w:hAnsi="Aptos" w:eastAsia="Aptos" w:cs="Aptos"/>
                 <w:i w:val="false"/>
                 <w:b w:val="false"/>
                 <w:u w:val="none"/>
@@ -881,7 +1180,7 @@
             </w:pPr>
             <w:r>
               <w:rPr>
-                <w:rFonts w:ascii="Luciole" w:hAnsi="Luciole" w:eastAsia="Luciole" w:cs="Luciole"/>
+                <w:rFonts w:ascii="Aptos" w:hAnsi="Aptos" w:eastAsia="Aptos" w:cs="Aptos"/>
                 <w:i w:val="false"/>
                 <w:b w:val="false"/>
                 <w:u w:val="none"/>
@@ -890,7 +1189,397 @@
                 <w:szCs w:val="18"/>
                 <w:color w:val="333333"/>
               </w:rPr>
-              <w:t xml:space="preserve">6,0 (5,0—9,0)</w:t>
+              <w:t xml:space="preserve">Nombre de cures, médiane (IQR)</w:t>
+            </w:r>
+          </w:p>
+        </w:tc>
+        <w:tc>
+          <w:tcPr>
+            <w:tcBorders>
+              <w:bottom w:val="none" w:sz="0" w:space="0" w:color="000000"/>
+              <w:top w:val="none" w:sz="0" w:space="0" w:color="000000"/>
+              <w:left w:val="none" w:sz="0" w:space="0" w:color="000000"/>
+              <w:right w:val="none" w:sz="0" w:space="0" w:color="000000"/>
+            </w:tcBorders>
+            <w:shd w:val="clear" w:color="auto" w:fill="FFFFFF"/>
+            <w:tcMar>
+              <w:top w:w="0" w:type="dxa"/>
+              <w:bottom w:w="0" w:type="dxa"/>
+              <w:left w:w="0" w:type="dxa"/>
+              <w:right w:w="0" w:type="dxa"/>
+            </w:tcMar>
+            <w:vAlign w:val="top"/>
+          </w:tcPr>
+          <w:p>
+            <w:pPr>
+              <w:pStyle w:val="Normal"/>
+              <w:jc w:val="center"/>
+              <w:pBdr>
+                <w:bottom w:val="none" w:sz="0" w:space="0" w:color="000000"/>
+                <w:top w:val="none" w:sz="0" w:space="0" w:color="000000"/>
+                <w:left w:val="none" w:sz="0" w:space="0" w:color="000000"/>
+                <w:right w:val="none" w:sz="0" w:space="0" w:color="000000"/>
+              </w:pBdr>
+              <w:spacing w:after="60" w:before="60" w:line="240"/>
+              <w:ind w:left="100" w:right="100" w:firstLine="0" w:firstLineChars="0"/>
+              <w:rPr>
+                <w:rFonts w:ascii="Aptos" w:hAnsi="Aptos" w:eastAsia="Aptos" w:cs="Aptos"/>
+                <w:i w:val="false"/>
+                <w:b w:val="false"/>
+                <w:u w:val="none"/>
+                <w:strike w:val="false"/>
+                <w:sz w:val="16"/>
+                <w:szCs w:val="16"/>
+                <w:color w:val="333333"/>
+              </w:rPr>
+            </w:pPr>
+            <w:r>
+              <w:rPr>
+                <w:rFonts w:ascii="Aptos" w:hAnsi="Aptos" w:eastAsia="Aptos" w:cs="Aptos"/>
+                <w:i w:val="false"/>
+                <w:b w:val="false"/>
+                <w:u w:val="none"/>
+                <w:strike w:val="false"/>
+                <w:sz w:val="16"/>
+                <w:szCs w:val="16"/>
+                <w:color w:val="333333"/>
+              </w:rPr>
+              <w:t xml:space="preserve">6,0 (5,0—12,0)</w:t>
+            </w:r>
+          </w:p>
+        </w:tc>
+        <w:tc>
+          <w:tcPr>
+            <w:tcBorders>
+              <w:bottom w:val="none" w:sz="0" w:space="0" w:color="000000"/>
+              <w:top w:val="none" w:sz="0" w:space="0" w:color="000000"/>
+              <w:left w:val="none" w:sz="0" w:space="0" w:color="000000"/>
+              <w:right w:val="none" w:sz="0" w:space="0" w:color="000000"/>
+            </w:tcBorders>
+            <w:shd w:val="clear" w:color="auto" w:fill="FFFFFF"/>
+            <w:tcMar>
+              <w:top w:w="0" w:type="dxa"/>
+              <w:bottom w:w="0" w:type="dxa"/>
+              <w:left w:w="0" w:type="dxa"/>
+              <w:right w:w="0" w:type="dxa"/>
+            </w:tcMar>
+            <w:vAlign w:val="top"/>
+          </w:tcPr>
+          <w:p>
+            <w:pPr>
+              <w:pStyle w:val="Normal"/>
+              <w:jc w:val="center"/>
+              <w:pBdr>
+                <w:bottom w:val="none" w:sz="0" w:space="0" w:color="000000"/>
+                <w:top w:val="none" w:sz="0" w:space="0" w:color="000000"/>
+                <w:left w:val="none" w:sz="0" w:space="0" w:color="000000"/>
+                <w:right w:val="none" w:sz="0" w:space="0" w:color="000000"/>
+              </w:pBdr>
+              <w:spacing w:after="60" w:before="60" w:line="240"/>
+              <w:ind w:left="100" w:right="100" w:firstLine="0" w:firstLineChars="0"/>
+              <w:rPr>
+                <w:rFonts w:ascii="Aptos" w:hAnsi="Aptos" w:eastAsia="Aptos" w:cs="Aptos"/>
+                <w:i w:val="false"/>
+                <w:b w:val="false"/>
+                <w:u w:val="none"/>
+                <w:strike w:val="false"/>
+                <w:sz w:val="16"/>
+                <w:szCs w:val="16"/>
+                <w:color w:val="333333"/>
+              </w:rPr>
+            </w:pPr>
+            <w:r>
+              <w:rPr>
+                <w:rFonts w:ascii="Aptos" w:hAnsi="Aptos" w:eastAsia="Aptos" w:cs="Aptos"/>
+                <w:i w:val="false"/>
+                <w:b w:val="false"/>
+                <w:u w:val="none"/>
+                <w:strike w:val="false"/>
+                <w:sz w:val="16"/>
+                <w:szCs w:val="16"/>
+                <w:color w:val="333333"/>
+              </w:rPr>
+              <w:t xml:space="preserve">12,0 (10,0—12,0)</w:t>
+            </w:r>
+          </w:p>
+        </w:tc>
+        <w:tc>
+          <w:tcPr>
+            <w:tcBorders>
+              <w:bottom w:val="none" w:sz="0" w:space="0" w:color="000000"/>
+              <w:top w:val="none" w:sz="0" w:space="0" w:color="000000"/>
+              <w:left w:val="none" w:sz="0" w:space="0" w:color="000000"/>
+              <w:right w:val="none" w:sz="0" w:space="0" w:color="000000"/>
+            </w:tcBorders>
+            <w:shd w:val="clear" w:color="auto" w:fill="FFFFFF"/>
+            <w:tcMar>
+              <w:top w:w="0" w:type="dxa"/>
+              <w:bottom w:w="0" w:type="dxa"/>
+              <w:left w:w="0" w:type="dxa"/>
+              <w:right w:w="0" w:type="dxa"/>
+            </w:tcMar>
+            <w:vAlign w:val="top"/>
+          </w:tcPr>
+          <w:p>
+            <w:pPr>
+              <w:pStyle w:val="Normal"/>
+              <w:jc w:val="center"/>
+              <w:pBdr>
+                <w:bottom w:val="none" w:sz="0" w:space="0" w:color="000000"/>
+                <w:top w:val="none" w:sz="0" w:space="0" w:color="000000"/>
+                <w:left w:val="none" w:sz="0" w:space="0" w:color="000000"/>
+                <w:right w:val="none" w:sz="0" w:space="0" w:color="000000"/>
+              </w:pBdr>
+              <w:spacing w:after="60" w:before="60" w:line="240"/>
+              <w:ind w:left="100" w:right="100" w:firstLine="0" w:firstLineChars="0"/>
+              <w:rPr>
+                <w:rFonts w:ascii="Aptos" w:hAnsi="Aptos" w:eastAsia="Aptos" w:cs="Aptos"/>
+                <w:i w:val="false"/>
+                <w:b w:val="false"/>
+                <w:u w:val="none"/>
+                <w:strike w:val="false"/>
+                <w:sz w:val="16"/>
+                <w:szCs w:val="16"/>
+                <w:color w:val="333333"/>
+              </w:rPr>
+            </w:pPr>
+            <w:r>
+              <w:rPr>
+                <w:rFonts w:ascii="Aptos" w:hAnsi="Aptos" w:eastAsia="Aptos" w:cs="Aptos"/>
+                <w:i w:val="false"/>
+                <w:b w:val="false"/>
+                <w:u w:val="none"/>
+                <w:strike w:val="false"/>
+                <w:sz w:val="16"/>
+                <w:szCs w:val="16"/>
+                <w:color w:val="333333"/>
+              </w:rPr>
+              <w:t xml:space="preserve">6,0 (4,0—6,0)</w:t>
+            </w:r>
+          </w:p>
+        </w:tc>
+      </w:tr>
+      <w:tr>
+        <w:trPr>
+          <w:trHeight w:val="608" w:hRule="auto"/>
+        </w:trPr>
+        <w:tc>
+          <w:tcPr>
+            <w:tcBorders>
+              <w:bottom w:val="none" w:sz="0" w:space="0" w:color="000000"/>
+              <w:top w:val="none" w:sz="0" w:space="0" w:color="000000"/>
+              <w:left w:val="none" w:sz="0" w:space="0" w:color="000000"/>
+              <w:right w:val="none" w:sz="0" w:space="0" w:color="000000"/>
+            </w:tcBorders>
+            <w:shd w:val="clear" w:color="auto" w:fill="F0FAFF"/>
+            <w:tcMar>
+              <w:top w:w="0" w:type="dxa"/>
+              <w:bottom w:w="0" w:type="dxa"/>
+              <w:left w:w="0" w:type="dxa"/>
+              <w:right w:w="0" w:type="dxa"/>
+            </w:tcMar>
+            <w:vAlign w:val="top"/>
+          </w:tcPr>
+          <w:p>
+            <w:pPr>
+              <w:pStyle w:val="Normal"/>
+              <w:jc w:val="left"/>
+              <w:pBdr>
+                <w:bottom w:val="none" w:sz="0" w:space="0" w:color="000000"/>
+                <w:top w:val="none" w:sz="0" w:space="0" w:color="000000"/>
+                <w:left w:val="none" w:sz="0" w:space="0" w:color="000000"/>
+                <w:right w:val="none" w:sz="0" w:space="0" w:color="000000"/>
+              </w:pBdr>
+              <w:spacing w:after="60" w:before="60" w:line="240"/>
+              <w:ind w:left="100" w:right="100" w:firstLine="0" w:firstLineChars="0"/>
+              <w:rPr>
+                <w:rFonts w:ascii="Aptos" w:hAnsi="Aptos" w:eastAsia="Aptos" w:cs="Aptos"/>
+                <w:i w:val="false"/>
+                <w:b w:val="false"/>
+                <w:u w:val="none"/>
+                <w:strike w:val="false"/>
+                <w:sz w:val="18"/>
+                <w:szCs w:val="18"/>
+                <w:color w:val="333333"/>
+              </w:rPr>
+            </w:pPr>
+            <w:r>
+              <w:rPr>
+                <w:rFonts w:ascii="Aptos" w:hAnsi="Aptos" w:eastAsia="Aptos" w:cs="Aptos"/>
+                <w:i w:val="false"/>
+                <w:b w:val="false"/>
+                <w:u w:val="none"/>
+                <w:strike w:val="false"/>
+                <w:sz w:val="18"/>
+                <w:szCs w:val="18"/>
+                <w:color w:val="333333"/>
+              </w:rPr>
+              <w:t xml:space="preserve">Nombre total de cures, médiane (IQR)</w:t>
+            </w:r>
+          </w:p>
+        </w:tc>
+        <w:tc>
+          <w:tcPr>
+            <w:tcBorders>
+              <w:bottom w:val="none" w:sz="0" w:space="0" w:color="000000"/>
+              <w:top w:val="none" w:sz="0" w:space="0" w:color="000000"/>
+              <w:left w:val="none" w:sz="0" w:space="0" w:color="000000"/>
+              <w:right w:val="none" w:sz="0" w:space="0" w:color="000000"/>
+            </w:tcBorders>
+            <w:shd w:val="clear" w:color="auto" w:fill="F0FAFF"/>
+            <w:tcMar>
+              <w:top w:w="0" w:type="dxa"/>
+              <w:bottom w:w="0" w:type="dxa"/>
+              <w:left w:w="0" w:type="dxa"/>
+              <w:right w:w="0" w:type="dxa"/>
+            </w:tcMar>
+            <w:vAlign w:val="top"/>
+          </w:tcPr>
+          <w:p>
+            <w:pPr>
+              <w:pStyle w:val="Normal"/>
+              <w:jc w:val="center"/>
+              <w:pBdr>
+                <w:bottom w:val="none" w:sz="0" w:space="0" w:color="000000"/>
+                <w:top w:val="none" w:sz="0" w:space="0" w:color="000000"/>
+                <w:left w:val="none" w:sz="0" w:space="0" w:color="000000"/>
+                <w:right w:val="none" w:sz="0" w:space="0" w:color="000000"/>
+              </w:pBdr>
+              <w:spacing w:after="60" w:before="60" w:line="240"/>
+              <w:ind w:left="100" w:right="100" w:firstLine="0" w:firstLineChars="0"/>
+              <w:rPr>
+                <w:rFonts w:ascii="Aptos" w:hAnsi="Aptos" w:eastAsia="Aptos" w:cs="Aptos"/>
+                <w:i w:val="false"/>
+                <w:b w:val="false"/>
+                <w:u w:val="none"/>
+                <w:strike w:val="false"/>
+                <w:sz w:val="16"/>
+                <w:szCs w:val="16"/>
+                <w:color w:val="333333"/>
+              </w:rPr>
+            </w:pPr>
+            <w:r>
+              <w:rPr>
+                <w:rFonts w:ascii="Aptos" w:hAnsi="Aptos" w:eastAsia="Aptos" w:cs="Aptos"/>
+                <w:i w:val="false"/>
+                <w:b w:val="false"/>
+                <w:u w:val="none"/>
+                <w:strike w:val="false"/>
+                <w:sz w:val="16"/>
+                <w:szCs w:val="16"/>
+                <w:color w:val="333333"/>
+              </w:rPr>
+              <w:t xml:space="preserve">12,0 (11,0—12,0)</w:t>
+            </w:r>
+          </w:p>
+        </w:tc>
+        <w:tc>
+          <w:tcPr>
+            <w:tcBorders>
+              <w:bottom w:val="none" w:sz="0" w:space="0" w:color="000000"/>
+              <w:top w:val="none" w:sz="0" w:space="0" w:color="000000"/>
+              <w:left w:val="none" w:sz="0" w:space="0" w:color="000000"/>
+              <w:right w:val="none" w:sz="0" w:space="0" w:color="000000"/>
+            </w:tcBorders>
+            <w:shd w:val="clear" w:color="auto" w:fill="F0FAFF"/>
+            <w:tcMar>
+              <w:top w:w="0" w:type="dxa"/>
+              <w:bottom w:w="0" w:type="dxa"/>
+              <w:left w:w="0" w:type="dxa"/>
+              <w:right w:w="0" w:type="dxa"/>
+            </w:tcMar>
+            <w:vAlign w:val="top"/>
+          </w:tcPr>
+          <w:p>
+            <w:pPr>
+              <w:pStyle w:val="Normal"/>
+              <w:jc w:val="center"/>
+              <w:pBdr>
+                <w:bottom w:val="none" w:sz="0" w:space="0" w:color="000000"/>
+                <w:top w:val="none" w:sz="0" w:space="0" w:color="000000"/>
+                <w:left w:val="none" w:sz="0" w:space="0" w:color="000000"/>
+                <w:right w:val="none" w:sz="0" w:space="0" w:color="000000"/>
+              </w:pBdr>
+              <w:spacing w:after="60" w:before="60" w:line="240"/>
+              <w:ind w:left="100" w:right="100" w:firstLine="0" w:firstLineChars="0"/>
+              <w:rPr>
+                <w:rFonts w:ascii="Aptos" w:hAnsi="Aptos" w:eastAsia="Aptos" w:cs="Aptos"/>
+                <w:i w:val="false"/>
+                <w:b w:val="false"/>
+                <w:u w:val="none"/>
+                <w:strike w:val="false"/>
+                <w:sz w:val="16"/>
+                <w:szCs w:val="16"/>
+                <w:color w:val="333333"/>
+              </w:rPr>
+            </w:pPr>
+            <w:r>
+              <w:rPr>
+                <w:rFonts w:ascii="Aptos" w:hAnsi="Aptos" w:eastAsia="Aptos" w:cs="Aptos"/>
+                <w:i w:val="false"/>
+                <w:b w:val="false"/>
+                <w:u w:val="none"/>
+                <w:strike w:val="false"/>
+                <w:sz w:val="16"/>
+                <w:szCs w:val="16"/>
+                <w:color w:val="333333"/>
+              </w:rPr>
+              <w:t xml:space="preserve">12,0 (10,0—12,0)</w:t>
+            </w:r>
+          </w:p>
+        </w:tc>
+        <w:tc>
+          <w:tcPr>
+            <w:tcBorders>
+              <w:bottom w:val="none" w:sz="0" w:space="0" w:color="000000"/>
+              <w:top w:val="none" w:sz="0" w:space="0" w:color="000000"/>
+              <w:left w:val="none" w:sz="0" w:space="0" w:color="000000"/>
+              <w:right w:val="none" w:sz="0" w:space="0" w:color="000000"/>
+            </w:tcBorders>
+            <w:shd w:val="clear" w:color="auto" w:fill="F0FAFF"/>
+            <w:tcMar>
+              <w:top w:w="0" w:type="dxa"/>
+              <w:bottom w:w="0" w:type="dxa"/>
+              <w:left w:w="0" w:type="dxa"/>
+              <w:right w:w="0" w:type="dxa"/>
+            </w:tcMar>
+            <w:vAlign w:val="top"/>
+          </w:tcPr>
+          <w:p>
+            <w:pPr>
+              <w:pStyle w:val="Normal"/>
+              <w:jc w:val="center"/>
+              <w:pBdr>
+                <w:bottom w:val="none" w:sz="0" w:space="0" w:color="000000"/>
+                <w:top w:val="none" w:sz="0" w:space="0" w:color="000000"/>
+                <w:left w:val="none" w:sz="0" w:space="0" w:color="000000"/>
+                <w:right w:val="none" w:sz="0" w:space="0" w:color="000000"/>
+              </w:pBdr>
+              <w:spacing w:after="60" w:before="60" w:line="240"/>
+              <w:ind w:left="100" w:right="100" w:firstLine="0" w:firstLineChars="0"/>
+              <w:rPr>
+                <w:rFonts w:ascii="Aptos" w:hAnsi="Aptos" w:eastAsia="Aptos" w:cs="Aptos"/>
+                <w:i w:val="false"/>
+                <w:b w:val="false"/>
+                <w:u w:val="none"/>
+                <w:strike w:val="false"/>
+                <w:sz w:val="16"/>
+                <w:szCs w:val="16"/>
+                <w:color w:val="333333"/>
+              </w:rPr>
+            </w:pPr>
+            <w:r>
+              <w:rPr>
+                <w:rFonts w:ascii="Aptos" w:hAnsi="Aptos" w:eastAsia="Aptos" w:cs="Aptos"/>
+                <w:i w:val="false"/>
+                <w:b w:val="false"/>
+                <w:u w:val="none"/>
+                <w:strike w:val="false"/>
+                <w:sz w:val="16"/>
+                <w:szCs w:val="16"/>
+                <w:color w:val="333333"/>
+              </w:rPr>
+              <w:t xml:space="preserve">12,0 (11,0—13,0)</w:t>
             </w:r>
           </w:p>
         </w:tc>
@@ -929,42 +1618,28 @@
               <w:spacing w:after="60" w:before="60" w:line="240"/>
               <w:ind w:left="100" w:right="100" w:firstLine="0" w:firstLineChars="0"/>
               <w:rPr>
-                <w:rFonts w:ascii="Luciole" w:hAnsi="Luciole" w:eastAsia="Luciole" w:cs="Luciole"/>
-                <w:i w:val="false"/>
-                <w:b w:val="false"/>
-                <w:u w:val="none"/>
-                <w:strike w:val="false"/>
-                <w:sz w:val="20"/>
-                <w:szCs w:val="20"/>
+                <w:rFonts w:ascii="Aptos" w:hAnsi="Aptos" w:eastAsia="Aptos" w:cs="Aptos"/>
+                <w:i w:val="false"/>
+                <w:b w:val="false"/>
+                <w:u w:val="none"/>
+                <w:strike w:val="false"/>
+                <w:sz w:val="18"/>
+                <w:szCs w:val="18"/>
                 <w:color w:val="333333"/>
               </w:rPr>
             </w:pPr>
             <w:r>
               <w:rPr>
-                <w:rFonts w:ascii="Luciole" w:hAnsi="Luciole" w:eastAsia="Luciole" w:cs="Luciole"/>
-                <w:i w:val="false"/>
-                <w:b w:val="false"/>
-                <w:u w:val="none"/>
-                <w:strike w:val="false"/>
-                <w:sz w:val="20"/>
-                <w:szCs w:val="20"/>
-                <w:color w:val="333333"/>
-              </w:rPr>
-              <w:t xml:space="preserve">Chimiothérapie adjuvante, n (%)</w:t>
-            </w:r>
-            <w:r>
-              <w:rPr>
-                <w:rFonts w:ascii="Luciole" w:hAnsi="Luciole" w:eastAsia="Luciole" w:cs="Luciole"/>
-                <w:i w:val="false"/>
-                <w:b w:val="false"/>
-                <w:u w:val="none"/>
-                <w:strike w:val="false"/>
-                <w:vertAlign w:val="superscript"/>
-                <w:sz w:val="20"/>
-                <w:szCs w:val="20"/>
-                <w:color w:val="333333"/>
-              </w:rPr>
-              <w:t xml:space="preserve">1</w:t>
+                <w:rFonts w:ascii="Aptos" w:hAnsi="Aptos" w:eastAsia="Aptos" w:cs="Aptos"/>
+                <w:i w:val="false"/>
+                <w:b w:val="false"/>
+                <w:u w:val="none"/>
+                <w:strike w:val="false"/>
+                <w:sz w:val="18"/>
+                <w:szCs w:val="18"/>
+                <w:color w:val="333333"/>
+              </w:rPr>
+              <w:t xml:space="preserve">Nombre total de cures &gt;= 12, n (%)</w:t>
             </w:r>
           </w:p>
         </w:tc>
@@ -998,28 +1673,28 @@
               <w:spacing w:after="60" w:before="60" w:line="240"/>
               <w:ind w:left="100" w:right="100" w:firstLine="0" w:firstLineChars="0"/>
               <w:rPr>
-                <w:rFonts w:ascii="Luciole" w:hAnsi="Luciole" w:eastAsia="Luciole" w:cs="Luciole"/>
-                <w:i w:val="false"/>
-                <w:b w:val="false"/>
-                <w:u w:val="none"/>
-                <w:strike w:val="false"/>
-                <w:sz w:val="18"/>
-                <w:szCs w:val="18"/>
+                <w:rFonts w:ascii="Aptos" w:hAnsi="Aptos" w:eastAsia="Aptos" w:cs="Aptos"/>
+                <w:i w:val="false"/>
+                <w:b w:val="false"/>
+                <w:u w:val="none"/>
+                <w:strike w:val="false"/>
+                <w:sz w:val="16"/>
+                <w:szCs w:val="16"/>
                 <w:color w:val="333333"/>
               </w:rPr>
             </w:pPr>
             <w:r>
               <w:rPr>
-                <w:rFonts w:ascii="Luciole" w:hAnsi="Luciole" w:eastAsia="Luciole" w:cs="Luciole"/>
-                <w:i w:val="false"/>
-                <w:b w:val="false"/>
-                <w:u w:val="none"/>
-                <w:strike w:val="false"/>
-                <w:sz w:val="18"/>
-                <w:szCs w:val="18"/>
-                <w:color w:val="333333"/>
-              </w:rPr>
-              <w:t xml:space="preserve">94 (91,3)</w:t>
+                <w:rFonts w:ascii="Aptos" w:hAnsi="Aptos" w:eastAsia="Aptos" w:cs="Aptos"/>
+                <w:i w:val="false"/>
+                <w:b w:val="false"/>
+                <w:u w:val="none"/>
+                <w:strike w:val="false"/>
+                <w:sz w:val="16"/>
+                <w:szCs w:val="16"/>
+                <w:color w:val="333333"/>
+              </w:rPr>
+              <w:t xml:space="preserve">65 (63,1)</w:t>
             </w:r>
           </w:p>
         </w:tc>
@@ -1053,28 +1728,28 @@
               <w:spacing w:after="60" w:before="60" w:line="240"/>
               <w:ind w:left="100" w:right="100" w:firstLine="0" w:firstLineChars="0"/>
               <w:rPr>
-                <w:rFonts w:ascii="Luciole" w:hAnsi="Luciole" w:eastAsia="Luciole" w:cs="Luciole"/>
-                <w:i w:val="false"/>
-                <w:b w:val="false"/>
-                <w:u w:val="none"/>
-                <w:strike w:val="false"/>
-                <w:sz w:val="18"/>
-                <w:szCs w:val="18"/>
+                <w:rFonts w:ascii="Aptos" w:hAnsi="Aptos" w:eastAsia="Aptos" w:cs="Aptos"/>
+                <w:i w:val="false"/>
+                <w:b w:val="false"/>
+                <w:u w:val="none"/>
+                <w:strike w:val="false"/>
+                <w:sz w:val="16"/>
+                <w:szCs w:val="16"/>
                 <w:color w:val="333333"/>
               </w:rPr>
             </w:pPr>
             <w:r>
               <w:rPr>
-                <w:rFonts w:ascii="Luciole" w:hAnsi="Luciole" w:eastAsia="Luciole" w:cs="Luciole"/>
-                <w:i w:val="false"/>
-                <w:b w:val="false"/>
-                <w:u w:val="none"/>
-                <w:strike w:val="false"/>
-                <w:sz w:val="18"/>
-                <w:szCs w:val="18"/>
-                <w:color w:val="333333"/>
-              </w:rPr>
-              <w:t xml:space="preserve">50 (94,3)</w:t>
+                <w:rFonts w:ascii="Aptos" w:hAnsi="Aptos" w:eastAsia="Aptos" w:cs="Aptos"/>
+                <w:i w:val="false"/>
+                <w:b w:val="false"/>
+                <w:u w:val="none"/>
+                <w:strike w:val="false"/>
+                <w:sz w:val="16"/>
+                <w:szCs w:val="16"/>
+                <w:color w:val="333333"/>
+              </w:rPr>
+              <w:t xml:space="preserve">31 (58,5)</w:t>
             </w:r>
           </w:p>
         </w:tc>
@@ -1108,40 +1783,40 @@
               <w:spacing w:after="60" w:before="60" w:line="240"/>
               <w:ind w:left="100" w:right="100" w:firstLine="0" w:firstLineChars="0"/>
               <w:rPr>
-                <w:rFonts w:ascii="Luciole" w:hAnsi="Luciole" w:eastAsia="Luciole" w:cs="Luciole"/>
-                <w:i w:val="false"/>
-                <w:b w:val="false"/>
-                <w:u w:val="none"/>
-                <w:strike w:val="false"/>
-                <w:sz w:val="18"/>
-                <w:szCs w:val="18"/>
+                <w:rFonts w:ascii="Aptos" w:hAnsi="Aptos" w:eastAsia="Aptos" w:cs="Aptos"/>
+                <w:i w:val="false"/>
+                <w:b w:val="false"/>
+                <w:u w:val="none"/>
+                <w:strike w:val="false"/>
+                <w:sz w:val="16"/>
+                <w:szCs w:val="16"/>
                 <w:color w:val="333333"/>
               </w:rPr>
             </w:pPr>
             <w:r>
               <w:rPr>
-                <w:rFonts w:ascii="Luciole" w:hAnsi="Luciole" w:eastAsia="Luciole" w:cs="Luciole"/>
-                <w:i w:val="false"/>
-                <w:b w:val="false"/>
-                <w:u w:val="none"/>
-                <w:strike w:val="false"/>
-                <w:sz w:val="18"/>
-                <w:szCs w:val="18"/>
-                <w:color w:val="333333"/>
-              </w:rPr>
-              <w:t xml:space="preserve">44 (88,0)</w:t>
+                <w:rFonts w:ascii="Aptos" w:hAnsi="Aptos" w:eastAsia="Aptos" w:cs="Aptos"/>
+                <w:i w:val="false"/>
+                <w:b w:val="false"/>
+                <w:u w:val="none"/>
+                <w:strike w:val="false"/>
+                <w:sz w:val="16"/>
+                <w:szCs w:val="16"/>
+                <w:color w:val="333333"/>
+              </w:rPr>
+              <w:t xml:space="preserve">34 (68,0)</w:t>
             </w:r>
           </w:p>
         </w:tc>
       </w:tr>
       <w:tr>
         <w:trPr>
-          <w:trHeight w:val="608" w:hRule="auto"/>
+          <w:trHeight w:val="623" w:hRule="auto"/>
         </w:trPr>
         <w:tc>
           <w:tcPr>
             <w:tcBorders>
-              <w:bottom w:val="none" w:sz="0" w:space="0" w:color="000000"/>
+              <w:bottom w:val="single" w:sz="8" w:space="0" w:color="333333"/>
               <w:top w:val="none" w:sz="0" w:space="0" w:color="000000"/>
               <w:left w:val="none" w:sz="0" w:space="0" w:color="000000"/>
               <w:right w:val="none" w:sz="0" w:space="0" w:color="000000"/>
@@ -1168,35 +1843,49 @@
               <w:spacing w:after="60" w:before="60" w:line="240"/>
               <w:ind w:left="300" w:right="100" w:firstLine="0" w:firstLineChars="0"/>
               <w:rPr>
-                <w:rFonts w:ascii="Luciole" w:hAnsi="Luciole" w:eastAsia="Luciole" w:cs="Luciole"/>
-                <w:i w:val="false"/>
-                <w:b w:val="false"/>
-                <w:u w:val="none"/>
-                <w:strike w:val="false"/>
-                <w:sz w:val="20"/>
-                <w:szCs w:val="20"/>
+                <w:rFonts w:ascii="Aptos" w:hAnsi="Aptos" w:eastAsia="Aptos" w:cs="Aptos"/>
+                <w:i w:val="false"/>
+                <w:b w:val="false"/>
+                <w:u w:val="none"/>
+                <w:strike w:val="false"/>
+                <w:sz w:val="18"/>
+                <w:szCs w:val="18"/>
                 <w:color w:val="333333"/>
               </w:rPr>
             </w:pPr>
             <w:r>
               <w:rPr>
-                <w:rFonts w:ascii="Luciole" w:hAnsi="Luciole" w:eastAsia="Luciole" w:cs="Luciole"/>
-                <w:i w:val="false"/>
-                <w:b w:val="false"/>
-                <w:u w:val="none"/>
-                <w:strike w:val="false"/>
-                <w:sz w:val="20"/>
-                <w:szCs w:val="20"/>
-                <w:color w:val="333333"/>
-              </w:rPr>
-              <w:t xml:space="preserve">Nombre de cures, médiane (IQR)</w:t>
+                <w:rFonts w:ascii="Aptos" w:hAnsi="Aptos" w:eastAsia="Aptos" w:cs="Aptos"/>
+                <w:i w:val="false"/>
+                <w:b w:val="false"/>
+                <w:u w:val="none"/>
+                <w:strike w:val="false"/>
+                <w:sz w:val="18"/>
+                <w:szCs w:val="18"/>
+                <w:color w:val="333333"/>
+              </w:rPr>
+              <w:t xml:space="preserve">avec dose relative moyenne &gt;= 80 %, n (%)</w:t>
+            </w:r>
+            <w:r>
+              <w:rPr>
+                <w:rFonts w:ascii="Aptos" w:hAnsi="Aptos" w:eastAsia="Aptos" w:cs="Aptos"/>
+                <w:i w:val="false"/>
+                <w:b w:val="false"/>
+                <w:u w:val="none"/>
+                <w:strike w:val="false"/>
+                <w:vertAlign w:val="superscript"/>
+                <w:sz w:val="18"/>
+                <w:szCs w:val="18"/>
+                <w:color w:val="333333"/>
+              </w:rPr>
+              <w:t xml:space="preserve">2</w:t>
             </w:r>
           </w:p>
         </w:tc>
         <w:tc>
           <w:tcPr>
             <w:tcBorders>
-              <w:bottom w:val="none" w:sz="0" w:space="0" w:color="000000"/>
+              <w:bottom w:val="single" w:sz="8" w:space="0" w:color="333333"/>
               <w:top w:val="none" w:sz="0" w:space="0" w:color="000000"/>
               <w:left w:val="none" w:sz="0" w:space="0" w:color="000000"/>
               <w:right w:val="none" w:sz="0" w:space="0" w:color="000000"/>
@@ -1223,35 +1912,35 @@
               <w:spacing w:after="60" w:before="60" w:line="240"/>
               <w:ind w:left="100" w:right="100" w:firstLine="0" w:firstLineChars="0"/>
               <w:rPr>
-                <w:rFonts w:ascii="Luciole" w:hAnsi="Luciole" w:eastAsia="Luciole" w:cs="Luciole"/>
-                <w:i w:val="false"/>
-                <w:b w:val="false"/>
-                <w:u w:val="none"/>
-                <w:strike w:val="false"/>
-                <w:sz w:val="18"/>
-                <w:szCs w:val="18"/>
+                <w:rFonts w:ascii="Aptos" w:hAnsi="Aptos" w:eastAsia="Aptos" w:cs="Aptos"/>
+                <w:i w:val="false"/>
+                <w:b w:val="false"/>
+                <w:u w:val="none"/>
+                <w:strike w:val="false"/>
+                <w:sz w:val="16"/>
+                <w:szCs w:val="16"/>
                 <w:color w:val="333333"/>
               </w:rPr>
             </w:pPr>
             <w:r>
               <w:rPr>
-                <w:rFonts w:ascii="Luciole" w:hAnsi="Luciole" w:eastAsia="Luciole" w:cs="Luciole"/>
-                <w:i w:val="false"/>
-                <w:b w:val="false"/>
-                <w:u w:val="none"/>
-                <w:strike w:val="false"/>
-                <w:sz w:val="18"/>
-                <w:szCs w:val="18"/>
-                <w:color w:val="333333"/>
-              </w:rPr>
-              <w:t xml:space="preserve">6,0 (5,0—12,0)</w:t>
+                <w:rFonts w:ascii="Aptos" w:hAnsi="Aptos" w:eastAsia="Aptos" w:cs="Aptos"/>
+                <w:i w:val="false"/>
+                <w:b w:val="false"/>
+                <w:u w:val="none"/>
+                <w:strike w:val="false"/>
+                <w:sz w:val="16"/>
+                <w:szCs w:val="16"/>
+                <w:color w:val="333333"/>
+              </w:rPr>
+              <w:t xml:space="preserve">6 (5,8)</w:t>
             </w:r>
           </w:p>
         </w:tc>
         <w:tc>
           <w:tcPr>
             <w:tcBorders>
-              <w:bottom w:val="none" w:sz="0" w:space="0" w:color="000000"/>
+              <w:bottom w:val="single" w:sz="8" w:space="0" w:color="333333"/>
               <w:top w:val="none" w:sz="0" w:space="0" w:color="000000"/>
               <w:left w:val="none" w:sz="0" w:space="0" w:color="000000"/>
               <w:right w:val="none" w:sz="0" w:space="0" w:color="000000"/>
@@ -1278,35 +1967,35 @@
               <w:spacing w:after="60" w:before="60" w:line="240"/>
               <w:ind w:left="100" w:right="100" w:firstLine="0" w:firstLineChars="0"/>
               <w:rPr>
-                <w:rFonts w:ascii="Luciole" w:hAnsi="Luciole" w:eastAsia="Luciole" w:cs="Luciole"/>
-                <w:i w:val="false"/>
-                <w:b w:val="false"/>
-                <w:u w:val="none"/>
-                <w:strike w:val="false"/>
-                <w:sz w:val="18"/>
-                <w:szCs w:val="18"/>
+                <w:rFonts w:ascii="Aptos" w:hAnsi="Aptos" w:eastAsia="Aptos" w:cs="Aptos"/>
+                <w:i w:val="false"/>
+                <w:b w:val="false"/>
+                <w:u w:val="none"/>
+                <w:strike w:val="false"/>
+                <w:sz w:val="16"/>
+                <w:szCs w:val="16"/>
                 <w:color w:val="333333"/>
               </w:rPr>
             </w:pPr>
             <w:r>
               <w:rPr>
-                <w:rFonts w:ascii="Luciole" w:hAnsi="Luciole" w:eastAsia="Luciole" w:cs="Luciole"/>
-                <w:i w:val="false"/>
-                <w:b w:val="false"/>
-                <w:u w:val="none"/>
-                <w:strike w:val="false"/>
-                <w:sz w:val="18"/>
-                <w:szCs w:val="18"/>
-                <w:color w:val="333333"/>
-              </w:rPr>
-              <w:t xml:space="preserve">12,0 (10,0—12,0)</w:t>
+                <w:rFonts w:ascii="Aptos" w:hAnsi="Aptos" w:eastAsia="Aptos" w:cs="Aptos"/>
+                <w:i w:val="false"/>
+                <w:b w:val="false"/>
+                <w:u w:val="none"/>
+                <w:strike w:val="false"/>
+                <w:sz w:val="16"/>
+                <w:szCs w:val="16"/>
+                <w:color w:val="333333"/>
+              </w:rPr>
+              <w:t xml:space="preserve">4 (7,5)</w:t>
             </w:r>
           </w:p>
         </w:tc>
         <w:tc>
           <w:tcPr>
             <w:tcBorders>
-              <w:bottom w:val="none" w:sz="0" w:space="0" w:color="000000"/>
+              <w:bottom w:val="single" w:sz="8" w:space="0" w:color="333333"/>
               <w:top w:val="none" w:sz="0" w:space="0" w:color="000000"/>
               <w:left w:val="none" w:sz="0" w:space="0" w:color="000000"/>
               <w:right w:val="none" w:sz="0" w:space="0" w:color="000000"/>
@@ -1333,714 +2022,25 @@
               <w:spacing w:after="60" w:before="60" w:line="240"/>
               <w:ind w:left="100" w:right="100" w:firstLine="0" w:firstLineChars="0"/>
               <w:rPr>
-                <w:rFonts w:ascii="Luciole" w:hAnsi="Luciole" w:eastAsia="Luciole" w:cs="Luciole"/>
-                <w:i w:val="false"/>
-                <w:b w:val="false"/>
-                <w:u w:val="none"/>
-                <w:strike w:val="false"/>
-                <w:sz w:val="18"/>
-                <w:szCs w:val="18"/>
+                <w:rFonts w:ascii="Aptos" w:hAnsi="Aptos" w:eastAsia="Aptos" w:cs="Aptos"/>
+                <w:i w:val="false"/>
+                <w:b w:val="false"/>
+                <w:u w:val="none"/>
+                <w:strike w:val="false"/>
+                <w:sz w:val="16"/>
+                <w:szCs w:val="16"/>
                 <w:color w:val="333333"/>
               </w:rPr>
             </w:pPr>
             <w:r>
               <w:rPr>
-                <w:rFonts w:ascii="Luciole" w:hAnsi="Luciole" w:eastAsia="Luciole" w:cs="Luciole"/>
-                <w:i w:val="false"/>
-                <w:b w:val="false"/>
-                <w:u w:val="none"/>
-                <w:strike w:val="false"/>
-                <w:sz w:val="18"/>
-                <w:szCs w:val="18"/>
-                <w:color w:val="333333"/>
-              </w:rPr>
-              <w:t xml:space="preserve">6,0 (4,0—6,0)</w:t>
-            </w:r>
-          </w:p>
-        </w:tc>
-      </w:tr>
-      <w:tr>
-        <w:trPr>
-          <w:trHeight w:val="608" w:hRule="auto"/>
-        </w:trPr>
-        <w:tc>
-          <w:tcPr>
-            <w:tcBorders>
-              <w:bottom w:val="none" w:sz="0" w:space="0" w:color="000000"/>
-              <w:top w:val="none" w:sz="0" w:space="0" w:color="000000"/>
-              <w:left w:val="none" w:sz="0" w:space="0" w:color="000000"/>
-              <w:right w:val="none" w:sz="0" w:space="0" w:color="000000"/>
-            </w:tcBorders>
-            <w:shd w:val="clear" w:color="auto" w:fill="FFFFFF"/>
-            <w:tcMar>
-              <w:top w:w="0" w:type="dxa"/>
-              <w:bottom w:w="0" w:type="dxa"/>
-              <w:left w:w="0" w:type="dxa"/>
-              <w:right w:w="0" w:type="dxa"/>
-            </w:tcMar>
-            <w:vAlign w:val="top"/>
-          </w:tcPr>
-          <w:p>
-            <w:pPr>
-              <w:pStyle w:val="Normal"/>
-              <w:jc w:val="left"/>
-              <w:pBdr>
-                <w:bottom w:val="none" w:sz="0" w:space="0" w:color="000000"/>
-                <w:top w:val="none" w:sz="0" w:space="0" w:color="000000"/>
-                <w:left w:val="none" w:sz="0" w:space="0" w:color="000000"/>
-                <w:right w:val="none" w:sz="0" w:space="0" w:color="000000"/>
-              </w:pBdr>
-              <w:spacing w:after="60" w:before="60" w:line="240"/>
-              <w:ind w:left="100" w:right="100" w:firstLine="0" w:firstLineChars="0"/>
-              <w:rPr>
-                <w:rFonts w:ascii="Luciole" w:hAnsi="Luciole" w:eastAsia="Luciole" w:cs="Luciole"/>
-                <w:i w:val="false"/>
-                <w:b w:val="false"/>
-                <w:u w:val="none"/>
-                <w:strike w:val="false"/>
-                <w:sz w:val="20"/>
-                <w:szCs w:val="20"/>
-                <w:color w:val="333333"/>
-              </w:rPr>
-            </w:pPr>
-            <w:r>
-              <w:rPr>
-                <w:rFonts w:ascii="Luciole" w:hAnsi="Luciole" w:eastAsia="Luciole" w:cs="Luciole"/>
-                <w:i w:val="false"/>
-                <w:b w:val="false"/>
-                <w:u w:val="none"/>
-                <w:strike w:val="false"/>
-                <w:sz w:val="20"/>
-                <w:szCs w:val="20"/>
-                <w:color w:val="333333"/>
-              </w:rPr>
-              <w:t xml:space="preserve">Nombre total de cures, médiane (IQR)</w:t>
-            </w:r>
-          </w:p>
-        </w:tc>
-        <w:tc>
-          <w:tcPr>
-            <w:tcBorders>
-              <w:bottom w:val="none" w:sz="0" w:space="0" w:color="000000"/>
-              <w:top w:val="none" w:sz="0" w:space="0" w:color="000000"/>
-              <w:left w:val="none" w:sz="0" w:space="0" w:color="000000"/>
-              <w:right w:val="none" w:sz="0" w:space="0" w:color="000000"/>
-            </w:tcBorders>
-            <w:shd w:val="clear" w:color="auto" w:fill="FFFFFF"/>
-            <w:tcMar>
-              <w:top w:w="0" w:type="dxa"/>
-              <w:bottom w:w="0" w:type="dxa"/>
-              <w:left w:w="0" w:type="dxa"/>
-              <w:right w:w="0" w:type="dxa"/>
-            </w:tcMar>
-            <w:vAlign w:val="top"/>
-          </w:tcPr>
-          <w:p>
-            <w:pPr>
-              <w:pStyle w:val="Normal"/>
-              <w:jc w:val="center"/>
-              <w:pBdr>
-                <w:bottom w:val="none" w:sz="0" w:space="0" w:color="000000"/>
-                <w:top w:val="none" w:sz="0" w:space="0" w:color="000000"/>
-                <w:left w:val="none" w:sz="0" w:space="0" w:color="000000"/>
-                <w:right w:val="none" w:sz="0" w:space="0" w:color="000000"/>
-              </w:pBdr>
-              <w:spacing w:after="60" w:before="60" w:line="240"/>
-              <w:ind w:left="100" w:right="100" w:firstLine="0" w:firstLineChars="0"/>
-              <w:rPr>
-                <w:rFonts w:ascii="Luciole" w:hAnsi="Luciole" w:eastAsia="Luciole" w:cs="Luciole"/>
-                <w:i w:val="false"/>
-                <w:b w:val="false"/>
-                <w:u w:val="none"/>
-                <w:strike w:val="false"/>
-                <w:sz w:val="18"/>
-                <w:szCs w:val="18"/>
-                <w:color w:val="333333"/>
-              </w:rPr>
-            </w:pPr>
-            <w:r>
-              <w:rPr>
-                <w:rFonts w:ascii="Luciole" w:hAnsi="Luciole" w:eastAsia="Luciole" w:cs="Luciole"/>
-                <w:i w:val="false"/>
-                <w:b w:val="false"/>
-                <w:u w:val="none"/>
-                <w:strike w:val="false"/>
-                <w:sz w:val="18"/>
-                <w:szCs w:val="18"/>
-                <w:color w:val="333333"/>
-              </w:rPr>
-              <w:t xml:space="preserve">12,0 (11,0—12,0)</w:t>
-            </w:r>
-          </w:p>
-        </w:tc>
-        <w:tc>
-          <w:tcPr>
-            <w:tcBorders>
-              <w:bottom w:val="none" w:sz="0" w:space="0" w:color="000000"/>
-              <w:top w:val="none" w:sz="0" w:space="0" w:color="000000"/>
-              <w:left w:val="none" w:sz="0" w:space="0" w:color="000000"/>
-              <w:right w:val="none" w:sz="0" w:space="0" w:color="000000"/>
-            </w:tcBorders>
-            <w:shd w:val="clear" w:color="auto" w:fill="FFFFFF"/>
-            <w:tcMar>
-              <w:top w:w="0" w:type="dxa"/>
-              <w:bottom w:w="0" w:type="dxa"/>
-              <w:left w:w="0" w:type="dxa"/>
-              <w:right w:w="0" w:type="dxa"/>
-            </w:tcMar>
-            <w:vAlign w:val="top"/>
-          </w:tcPr>
-          <w:p>
-            <w:pPr>
-              <w:pStyle w:val="Normal"/>
-              <w:jc w:val="center"/>
-              <w:pBdr>
-                <w:bottom w:val="none" w:sz="0" w:space="0" w:color="000000"/>
-                <w:top w:val="none" w:sz="0" w:space="0" w:color="000000"/>
-                <w:left w:val="none" w:sz="0" w:space="0" w:color="000000"/>
-                <w:right w:val="none" w:sz="0" w:space="0" w:color="000000"/>
-              </w:pBdr>
-              <w:spacing w:after="60" w:before="60" w:line="240"/>
-              <w:ind w:left="100" w:right="100" w:firstLine="0" w:firstLineChars="0"/>
-              <w:rPr>
-                <w:rFonts w:ascii="Luciole" w:hAnsi="Luciole" w:eastAsia="Luciole" w:cs="Luciole"/>
-                <w:i w:val="false"/>
-                <w:b w:val="false"/>
-                <w:u w:val="none"/>
-                <w:strike w:val="false"/>
-                <w:sz w:val="18"/>
-                <w:szCs w:val="18"/>
-                <w:color w:val="333333"/>
-              </w:rPr>
-            </w:pPr>
-            <w:r>
-              <w:rPr>
-                <w:rFonts w:ascii="Luciole" w:hAnsi="Luciole" w:eastAsia="Luciole" w:cs="Luciole"/>
-                <w:i w:val="false"/>
-                <w:b w:val="false"/>
-                <w:u w:val="none"/>
-                <w:strike w:val="false"/>
-                <w:sz w:val="18"/>
-                <w:szCs w:val="18"/>
-                <w:color w:val="333333"/>
-              </w:rPr>
-              <w:t xml:space="preserve">12,0 (10,0—12,0)</w:t>
-            </w:r>
-          </w:p>
-        </w:tc>
-        <w:tc>
-          <w:tcPr>
-            <w:tcBorders>
-              <w:bottom w:val="none" w:sz="0" w:space="0" w:color="000000"/>
-              <w:top w:val="none" w:sz="0" w:space="0" w:color="000000"/>
-              <w:left w:val="none" w:sz="0" w:space="0" w:color="000000"/>
-              <w:right w:val="none" w:sz="0" w:space="0" w:color="000000"/>
-            </w:tcBorders>
-            <w:shd w:val="clear" w:color="auto" w:fill="FFFFFF"/>
-            <w:tcMar>
-              <w:top w:w="0" w:type="dxa"/>
-              <w:bottom w:w="0" w:type="dxa"/>
-              <w:left w:w="0" w:type="dxa"/>
-              <w:right w:w="0" w:type="dxa"/>
-            </w:tcMar>
-            <w:vAlign w:val="top"/>
-          </w:tcPr>
-          <w:p>
-            <w:pPr>
-              <w:pStyle w:val="Normal"/>
-              <w:jc w:val="center"/>
-              <w:pBdr>
-                <w:bottom w:val="none" w:sz="0" w:space="0" w:color="000000"/>
-                <w:top w:val="none" w:sz="0" w:space="0" w:color="000000"/>
-                <w:left w:val="none" w:sz="0" w:space="0" w:color="000000"/>
-                <w:right w:val="none" w:sz="0" w:space="0" w:color="000000"/>
-              </w:pBdr>
-              <w:spacing w:after="60" w:before="60" w:line="240"/>
-              <w:ind w:left="100" w:right="100" w:firstLine="0" w:firstLineChars="0"/>
-              <w:rPr>
-                <w:rFonts w:ascii="Luciole" w:hAnsi="Luciole" w:eastAsia="Luciole" w:cs="Luciole"/>
-                <w:i w:val="false"/>
-                <w:b w:val="false"/>
-                <w:u w:val="none"/>
-                <w:strike w:val="false"/>
-                <w:sz w:val="18"/>
-                <w:szCs w:val="18"/>
-                <w:color w:val="333333"/>
-              </w:rPr>
-            </w:pPr>
-            <w:r>
-              <w:rPr>
-                <w:rFonts w:ascii="Luciole" w:hAnsi="Luciole" w:eastAsia="Luciole" w:cs="Luciole"/>
-                <w:i w:val="false"/>
-                <w:b w:val="false"/>
-                <w:u w:val="none"/>
-                <w:strike w:val="false"/>
-                <w:sz w:val="18"/>
-                <w:szCs w:val="18"/>
-                <w:color w:val="333333"/>
-              </w:rPr>
-              <w:t xml:space="preserve">12,0 (11,0—13,0)</w:t>
-            </w:r>
-          </w:p>
-        </w:tc>
-      </w:tr>
-      <w:tr>
-        <w:trPr>
-          <w:trHeight w:val="608" w:hRule="auto"/>
-        </w:trPr>
-        <w:tc>
-          <w:tcPr>
-            <w:tcBorders>
-              <w:bottom w:val="none" w:sz="0" w:space="0" w:color="000000"/>
-              <w:top w:val="none" w:sz="0" w:space="0" w:color="000000"/>
-              <w:left w:val="none" w:sz="0" w:space="0" w:color="000000"/>
-              <w:right w:val="none" w:sz="0" w:space="0" w:color="000000"/>
-            </w:tcBorders>
-            <w:shd w:val="clear" w:color="auto" w:fill="F0FAFF"/>
-            <w:tcMar>
-              <w:top w:w="0" w:type="dxa"/>
-              <w:bottom w:w="0" w:type="dxa"/>
-              <w:left w:w="0" w:type="dxa"/>
-              <w:right w:w="0" w:type="dxa"/>
-            </w:tcMar>
-            <w:vAlign w:val="top"/>
-          </w:tcPr>
-          <w:p>
-            <w:pPr>
-              <w:pStyle w:val="Normal"/>
-              <w:jc w:val="left"/>
-              <w:pBdr>
-                <w:bottom w:val="none" w:sz="0" w:space="0" w:color="000000"/>
-                <w:top w:val="none" w:sz="0" w:space="0" w:color="000000"/>
-                <w:left w:val="none" w:sz="0" w:space="0" w:color="000000"/>
-                <w:right w:val="none" w:sz="0" w:space="0" w:color="000000"/>
-              </w:pBdr>
-              <w:spacing w:after="60" w:before="60" w:line="240"/>
-              <w:ind w:left="100" w:right="100" w:firstLine="0" w:firstLineChars="0"/>
-              <w:rPr>
-                <w:rFonts w:ascii="Luciole" w:hAnsi="Luciole" w:eastAsia="Luciole" w:cs="Luciole"/>
-                <w:i w:val="false"/>
-                <w:b w:val="false"/>
-                <w:u w:val="none"/>
-                <w:strike w:val="false"/>
-                <w:sz w:val="20"/>
-                <w:szCs w:val="20"/>
-                <w:color w:val="333333"/>
-              </w:rPr>
-            </w:pPr>
-            <w:r>
-              <w:rPr>
-                <w:rFonts w:ascii="Luciole" w:hAnsi="Luciole" w:eastAsia="Luciole" w:cs="Luciole"/>
-                <w:i w:val="false"/>
-                <w:b w:val="false"/>
-                <w:u w:val="none"/>
-                <w:strike w:val="false"/>
-                <w:sz w:val="20"/>
-                <w:szCs w:val="20"/>
-                <w:color w:val="333333"/>
-              </w:rPr>
-              <w:t xml:space="preserve">Nombre total de cures &gt;= 12, n (%)</w:t>
-            </w:r>
-          </w:p>
-        </w:tc>
-        <w:tc>
-          <w:tcPr>
-            <w:tcBorders>
-              <w:bottom w:val="none" w:sz="0" w:space="0" w:color="000000"/>
-              <w:top w:val="none" w:sz="0" w:space="0" w:color="000000"/>
-              <w:left w:val="none" w:sz="0" w:space="0" w:color="000000"/>
-              <w:right w:val="none" w:sz="0" w:space="0" w:color="000000"/>
-            </w:tcBorders>
-            <w:shd w:val="clear" w:color="auto" w:fill="F0FAFF"/>
-            <w:tcMar>
-              <w:top w:w="0" w:type="dxa"/>
-              <w:bottom w:w="0" w:type="dxa"/>
-              <w:left w:w="0" w:type="dxa"/>
-              <w:right w:w="0" w:type="dxa"/>
-            </w:tcMar>
-            <w:vAlign w:val="top"/>
-          </w:tcPr>
-          <w:p>
-            <w:pPr>
-              <w:pStyle w:val="Normal"/>
-              <w:jc w:val="center"/>
-              <w:pBdr>
-                <w:bottom w:val="none" w:sz="0" w:space="0" w:color="000000"/>
-                <w:top w:val="none" w:sz="0" w:space="0" w:color="000000"/>
-                <w:left w:val="none" w:sz="0" w:space="0" w:color="000000"/>
-                <w:right w:val="none" w:sz="0" w:space="0" w:color="000000"/>
-              </w:pBdr>
-              <w:spacing w:after="60" w:before="60" w:line="240"/>
-              <w:ind w:left="100" w:right="100" w:firstLine="0" w:firstLineChars="0"/>
-              <w:rPr>
-                <w:rFonts w:ascii="Luciole" w:hAnsi="Luciole" w:eastAsia="Luciole" w:cs="Luciole"/>
-                <w:i w:val="false"/>
-                <w:b w:val="false"/>
-                <w:u w:val="none"/>
-                <w:strike w:val="false"/>
-                <w:sz w:val="18"/>
-                <w:szCs w:val="18"/>
-                <w:color w:val="333333"/>
-              </w:rPr>
-            </w:pPr>
-            <w:r>
-              <w:rPr>
-                <w:rFonts w:ascii="Luciole" w:hAnsi="Luciole" w:eastAsia="Luciole" w:cs="Luciole"/>
-                <w:i w:val="false"/>
-                <w:b w:val="false"/>
-                <w:u w:val="none"/>
-                <w:strike w:val="false"/>
-                <w:sz w:val="18"/>
-                <w:szCs w:val="18"/>
-                <w:color w:val="333333"/>
-              </w:rPr>
-              <w:t xml:space="preserve">65 (63,1)</w:t>
-            </w:r>
-          </w:p>
-        </w:tc>
-        <w:tc>
-          <w:tcPr>
-            <w:tcBorders>
-              <w:bottom w:val="none" w:sz="0" w:space="0" w:color="000000"/>
-              <w:top w:val="none" w:sz="0" w:space="0" w:color="000000"/>
-              <w:left w:val="none" w:sz="0" w:space="0" w:color="000000"/>
-              <w:right w:val="none" w:sz="0" w:space="0" w:color="000000"/>
-            </w:tcBorders>
-            <w:shd w:val="clear" w:color="auto" w:fill="F0FAFF"/>
-            <w:tcMar>
-              <w:top w:w="0" w:type="dxa"/>
-              <w:bottom w:w="0" w:type="dxa"/>
-              <w:left w:w="0" w:type="dxa"/>
-              <w:right w:w="0" w:type="dxa"/>
-            </w:tcMar>
-            <w:vAlign w:val="top"/>
-          </w:tcPr>
-          <w:p>
-            <w:pPr>
-              <w:pStyle w:val="Normal"/>
-              <w:jc w:val="center"/>
-              <w:pBdr>
-                <w:bottom w:val="none" w:sz="0" w:space="0" w:color="000000"/>
-                <w:top w:val="none" w:sz="0" w:space="0" w:color="000000"/>
-                <w:left w:val="none" w:sz="0" w:space="0" w:color="000000"/>
-                <w:right w:val="none" w:sz="0" w:space="0" w:color="000000"/>
-              </w:pBdr>
-              <w:spacing w:after="60" w:before="60" w:line="240"/>
-              <w:ind w:left="100" w:right="100" w:firstLine="0" w:firstLineChars="0"/>
-              <w:rPr>
-                <w:rFonts w:ascii="Luciole" w:hAnsi="Luciole" w:eastAsia="Luciole" w:cs="Luciole"/>
-                <w:i w:val="false"/>
-                <w:b w:val="false"/>
-                <w:u w:val="none"/>
-                <w:strike w:val="false"/>
-                <w:sz w:val="18"/>
-                <w:szCs w:val="18"/>
-                <w:color w:val="333333"/>
-              </w:rPr>
-            </w:pPr>
-            <w:r>
-              <w:rPr>
-                <w:rFonts w:ascii="Luciole" w:hAnsi="Luciole" w:eastAsia="Luciole" w:cs="Luciole"/>
-                <w:i w:val="false"/>
-                <w:b w:val="false"/>
-                <w:u w:val="none"/>
-                <w:strike w:val="false"/>
-                <w:sz w:val="18"/>
-                <w:szCs w:val="18"/>
-                <w:color w:val="333333"/>
-              </w:rPr>
-              <w:t xml:space="preserve">31 (58,5)</w:t>
-            </w:r>
-          </w:p>
-        </w:tc>
-        <w:tc>
-          <w:tcPr>
-            <w:tcBorders>
-              <w:bottom w:val="none" w:sz="0" w:space="0" w:color="000000"/>
-              <w:top w:val="none" w:sz="0" w:space="0" w:color="000000"/>
-              <w:left w:val="none" w:sz="0" w:space="0" w:color="000000"/>
-              <w:right w:val="none" w:sz="0" w:space="0" w:color="000000"/>
-            </w:tcBorders>
-            <w:shd w:val="clear" w:color="auto" w:fill="F0FAFF"/>
-            <w:tcMar>
-              <w:top w:w="0" w:type="dxa"/>
-              <w:bottom w:w="0" w:type="dxa"/>
-              <w:left w:w="0" w:type="dxa"/>
-              <w:right w:w="0" w:type="dxa"/>
-            </w:tcMar>
-            <w:vAlign w:val="top"/>
-          </w:tcPr>
-          <w:p>
-            <w:pPr>
-              <w:pStyle w:val="Normal"/>
-              <w:jc w:val="center"/>
-              <w:pBdr>
-                <w:bottom w:val="none" w:sz="0" w:space="0" w:color="000000"/>
-                <w:top w:val="none" w:sz="0" w:space="0" w:color="000000"/>
-                <w:left w:val="none" w:sz="0" w:space="0" w:color="000000"/>
-                <w:right w:val="none" w:sz="0" w:space="0" w:color="000000"/>
-              </w:pBdr>
-              <w:spacing w:after="60" w:before="60" w:line="240"/>
-              <w:ind w:left="100" w:right="100" w:firstLine="0" w:firstLineChars="0"/>
-              <w:rPr>
-                <w:rFonts w:ascii="Luciole" w:hAnsi="Luciole" w:eastAsia="Luciole" w:cs="Luciole"/>
-                <w:i w:val="false"/>
-                <w:b w:val="false"/>
-                <w:u w:val="none"/>
-                <w:strike w:val="false"/>
-                <w:sz w:val="18"/>
-                <w:szCs w:val="18"/>
-                <w:color w:val="333333"/>
-              </w:rPr>
-            </w:pPr>
-            <w:r>
-              <w:rPr>
-                <w:rFonts w:ascii="Luciole" w:hAnsi="Luciole" w:eastAsia="Luciole" w:cs="Luciole"/>
-                <w:i w:val="false"/>
-                <w:b w:val="false"/>
-                <w:u w:val="none"/>
-                <w:strike w:val="false"/>
-                <w:sz w:val="18"/>
-                <w:szCs w:val="18"/>
-                <w:color w:val="333333"/>
-              </w:rPr>
-              <w:t xml:space="preserve">34 (68,0)</w:t>
-            </w:r>
-          </w:p>
-        </w:tc>
-      </w:tr>
-      <w:tr>
-        <w:trPr>
-          <w:trHeight w:val="623" w:hRule="auto"/>
-        </w:trPr>
-        <w:tc>
-          <w:tcPr>
-            <w:tcBorders>
-              <w:bottom w:val="single" w:sz="8" w:space="0" w:color="333333"/>
-              <w:top w:val="none" w:sz="0" w:space="0" w:color="000000"/>
-              <w:left w:val="none" w:sz="0" w:space="0" w:color="000000"/>
-              <w:right w:val="none" w:sz="0" w:space="0" w:color="000000"/>
-            </w:tcBorders>
-            <w:shd w:val="clear" w:color="auto" w:fill="FFFFFF"/>
-            <w:tcMar>
-              <w:top w:w="0" w:type="dxa"/>
-              <w:bottom w:w="0" w:type="dxa"/>
-              <w:left w:w="0" w:type="dxa"/>
-              <w:right w:w="0" w:type="dxa"/>
-            </w:tcMar>
-            <w:vAlign w:val="top"/>
-          </w:tcPr>
-          <w:p>
-            <w:pPr>
-              <w:pStyle w:val="Normal"/>
-              <w:jc w:val="left"/>
-              <w:pBdr>
-                <w:bottom w:val="none" w:sz="0" w:space="0" w:color="000000"/>
-                <w:top w:val="none" w:sz="0" w:space="0" w:color="000000"/>
-                <w:left w:val="none" w:sz="0" w:space="0" w:color="000000"/>
-                <w:right w:val="none" w:sz="0" w:space="0" w:color="000000"/>
-              </w:pBdr>
-              <w:spacing w:after="60" w:before="60" w:line="240"/>
-              <w:ind w:left="300" w:right="100" w:firstLine="0" w:firstLineChars="0"/>
-              <w:rPr>
-                <w:rFonts w:ascii="Luciole" w:hAnsi="Luciole" w:eastAsia="Luciole" w:cs="Luciole"/>
-                <w:i w:val="false"/>
-                <w:b w:val="false"/>
-                <w:u w:val="none"/>
-                <w:strike w:val="false"/>
-                <w:sz w:val="20"/>
-                <w:szCs w:val="20"/>
-                <w:color w:val="333333"/>
-              </w:rPr>
-            </w:pPr>
-            <w:r>
-              <w:rPr>
-                <w:rFonts w:ascii="Luciole" w:hAnsi="Luciole" w:eastAsia="Luciole" w:cs="Luciole"/>
-                <w:i w:val="false"/>
-                <w:b w:val="false"/>
-                <w:u w:val="none"/>
-                <w:strike w:val="false"/>
-                <w:sz w:val="20"/>
-                <w:szCs w:val="20"/>
-                <w:color w:val="333333"/>
-              </w:rPr>
-              <w:t xml:space="preserve">avec dose relative moyenne &gt;= 80 %, n (%)</w:t>
-            </w:r>
-            <w:r>
-              <w:rPr>
-                <w:rFonts w:ascii="Luciole" w:hAnsi="Luciole" w:eastAsia="Luciole" w:cs="Luciole"/>
-                <w:i w:val="false"/>
-                <w:b w:val="false"/>
-                <w:u w:val="none"/>
-                <w:strike w:val="false"/>
-                <w:vertAlign w:val="superscript"/>
-                <w:sz w:val="20"/>
-                <w:szCs w:val="20"/>
-                <w:color w:val="333333"/>
-              </w:rPr>
-              <w:t xml:space="preserve">2</w:t>
-            </w:r>
-          </w:p>
-        </w:tc>
-        <w:tc>
-          <w:tcPr>
-            <w:tcBorders>
-              <w:bottom w:val="single" w:sz="8" w:space="0" w:color="333333"/>
-              <w:top w:val="none" w:sz="0" w:space="0" w:color="000000"/>
-              <w:left w:val="none" w:sz="0" w:space="0" w:color="000000"/>
-              <w:right w:val="none" w:sz="0" w:space="0" w:color="000000"/>
-            </w:tcBorders>
-            <w:shd w:val="clear" w:color="auto" w:fill="FFFFFF"/>
-            <w:tcMar>
-              <w:top w:w="0" w:type="dxa"/>
-              <w:bottom w:w="0" w:type="dxa"/>
-              <w:left w:w="0" w:type="dxa"/>
-              <w:right w:w="0" w:type="dxa"/>
-            </w:tcMar>
-            <w:vAlign w:val="top"/>
-          </w:tcPr>
-          <w:p>
-            <w:pPr>
-              <w:pStyle w:val="Normal"/>
-              <w:jc w:val="center"/>
-              <w:pBdr>
-                <w:bottom w:val="none" w:sz="0" w:space="0" w:color="000000"/>
-                <w:top w:val="none" w:sz="0" w:space="0" w:color="000000"/>
-                <w:left w:val="none" w:sz="0" w:space="0" w:color="000000"/>
-                <w:right w:val="none" w:sz="0" w:space="0" w:color="000000"/>
-              </w:pBdr>
-              <w:spacing w:after="60" w:before="60" w:line="240"/>
-              <w:ind w:left="100" w:right="100" w:firstLine="0" w:firstLineChars="0"/>
-              <w:rPr>
-                <w:rFonts w:ascii="Luciole" w:hAnsi="Luciole" w:eastAsia="Luciole" w:cs="Luciole"/>
-                <w:i w:val="false"/>
-                <w:b w:val="false"/>
-                <w:u w:val="none"/>
-                <w:strike w:val="false"/>
-                <w:sz w:val="18"/>
-                <w:szCs w:val="18"/>
-                <w:color w:val="333333"/>
-              </w:rPr>
-            </w:pPr>
-            <w:r>
-              <w:rPr>
-                <w:rFonts w:ascii="Luciole" w:hAnsi="Luciole" w:eastAsia="Luciole" w:cs="Luciole"/>
-                <w:i w:val="false"/>
-                <w:b w:val="false"/>
-                <w:u w:val="none"/>
-                <w:strike w:val="false"/>
-                <w:sz w:val="18"/>
-                <w:szCs w:val="18"/>
-                <w:color w:val="333333"/>
-              </w:rPr>
-              <w:t xml:space="preserve">6 (5,8)</w:t>
-            </w:r>
-          </w:p>
-        </w:tc>
-        <w:tc>
-          <w:tcPr>
-            <w:tcBorders>
-              <w:bottom w:val="single" w:sz="8" w:space="0" w:color="333333"/>
-              <w:top w:val="none" w:sz="0" w:space="0" w:color="000000"/>
-              <w:left w:val="none" w:sz="0" w:space="0" w:color="000000"/>
-              <w:right w:val="none" w:sz="0" w:space="0" w:color="000000"/>
-            </w:tcBorders>
-            <w:shd w:val="clear" w:color="auto" w:fill="FFFFFF"/>
-            <w:tcMar>
-              <w:top w:w="0" w:type="dxa"/>
-              <w:bottom w:w="0" w:type="dxa"/>
-              <w:left w:w="0" w:type="dxa"/>
-              <w:right w:w="0" w:type="dxa"/>
-            </w:tcMar>
-            <w:vAlign w:val="top"/>
-          </w:tcPr>
-          <w:p>
-            <w:pPr>
-              <w:pStyle w:val="Normal"/>
-              <w:jc w:val="center"/>
-              <w:pBdr>
-                <w:bottom w:val="none" w:sz="0" w:space="0" w:color="000000"/>
-                <w:top w:val="none" w:sz="0" w:space="0" w:color="000000"/>
-                <w:left w:val="none" w:sz="0" w:space="0" w:color="000000"/>
-                <w:right w:val="none" w:sz="0" w:space="0" w:color="000000"/>
-              </w:pBdr>
-              <w:spacing w:after="60" w:before="60" w:line="240"/>
-              <w:ind w:left="100" w:right="100" w:firstLine="0" w:firstLineChars="0"/>
-              <w:rPr>
-                <w:rFonts w:ascii="Luciole" w:hAnsi="Luciole" w:eastAsia="Luciole" w:cs="Luciole"/>
-                <w:i w:val="false"/>
-                <w:b w:val="false"/>
-                <w:u w:val="none"/>
-                <w:strike w:val="false"/>
-                <w:sz w:val="18"/>
-                <w:szCs w:val="18"/>
-                <w:color w:val="333333"/>
-              </w:rPr>
-            </w:pPr>
-            <w:r>
-              <w:rPr>
-                <w:rFonts w:ascii="Luciole" w:hAnsi="Luciole" w:eastAsia="Luciole" w:cs="Luciole"/>
-                <w:i w:val="false"/>
-                <w:b w:val="false"/>
-                <w:u w:val="none"/>
-                <w:strike w:val="false"/>
-                <w:sz w:val="18"/>
-                <w:szCs w:val="18"/>
-                <w:color w:val="333333"/>
-              </w:rPr>
-              <w:t xml:space="preserve">4 (7,5)</w:t>
-            </w:r>
-          </w:p>
-        </w:tc>
-        <w:tc>
-          <w:tcPr>
-            <w:tcBorders>
-              <w:bottom w:val="single" w:sz="8" w:space="0" w:color="333333"/>
-              <w:top w:val="none" w:sz="0" w:space="0" w:color="000000"/>
-              <w:left w:val="none" w:sz="0" w:space="0" w:color="000000"/>
-              <w:right w:val="none" w:sz="0" w:space="0" w:color="000000"/>
-            </w:tcBorders>
-            <w:shd w:val="clear" w:color="auto" w:fill="FFFFFF"/>
-            <w:tcMar>
-              <w:top w:w="0" w:type="dxa"/>
-              <w:bottom w:w="0" w:type="dxa"/>
-              <w:left w:w="0" w:type="dxa"/>
-              <w:right w:w="0" w:type="dxa"/>
-            </w:tcMar>
-            <w:vAlign w:val="top"/>
-          </w:tcPr>
-          <w:p>
-            <w:pPr>
-              <w:pStyle w:val="Normal"/>
-              <w:jc w:val="center"/>
-              <w:pBdr>
-                <w:bottom w:val="none" w:sz="0" w:space="0" w:color="000000"/>
-                <w:top w:val="none" w:sz="0" w:space="0" w:color="000000"/>
-                <w:left w:val="none" w:sz="0" w:space="0" w:color="000000"/>
-                <w:right w:val="none" w:sz="0" w:space="0" w:color="000000"/>
-              </w:pBdr>
-              <w:spacing w:after="60" w:before="60" w:line="240"/>
-              <w:ind w:left="100" w:right="100" w:firstLine="0" w:firstLineChars="0"/>
-              <w:rPr>
-                <w:rFonts w:ascii="Luciole" w:hAnsi="Luciole" w:eastAsia="Luciole" w:cs="Luciole"/>
-                <w:i w:val="false"/>
-                <w:b w:val="false"/>
-                <w:u w:val="none"/>
-                <w:strike w:val="false"/>
-                <w:sz w:val="18"/>
-                <w:szCs w:val="18"/>
-                <w:color w:val="333333"/>
-              </w:rPr>
-            </w:pPr>
-            <w:r>
-              <w:rPr>
-                <w:rFonts w:ascii="Luciole" w:hAnsi="Luciole" w:eastAsia="Luciole" w:cs="Luciole"/>
-                <w:i w:val="false"/>
-                <w:b w:val="false"/>
-                <w:u w:val="none"/>
-                <w:strike w:val="false"/>
-                <w:sz w:val="18"/>
-                <w:szCs w:val="18"/>
+                <w:rFonts w:ascii="Aptos" w:hAnsi="Aptos" w:eastAsia="Aptos" w:cs="Aptos"/>
+                <w:i w:val="false"/>
+                <w:b w:val="false"/>
+                <w:u w:val="none"/>
+                <w:strike w:val="false"/>
+                <w:sz w:val="16"/>
+                <w:szCs w:val="16"/>
                 <w:color w:val="333333"/>
               </w:rPr>
               <w:t xml:space="preserve">2 (4,0)</w:t>
@@ -2083,42 +2083,28 @@
               <w:spacing w:after="60" w:before="60" w:line="240"/>
               <w:ind w:left="100" w:right="100" w:firstLine="0" w:firstLineChars="0"/>
               <w:rPr>
-                <w:rFonts w:ascii="Luciole" w:hAnsi="Luciole" w:eastAsia="Luciole" w:cs="Luciole"/>
-                <w:i w:val="false"/>
-                <w:b w:val="false"/>
-                <w:u w:val="none"/>
-                <w:strike w:val="false"/>
-                <w:sz w:val="16"/>
-                <w:szCs w:val="16"/>
+                <w:rFonts w:ascii="Aptos" w:hAnsi="Aptos" w:eastAsia="Aptos" w:cs="Aptos"/>
+                <w:i w:val="false"/>
+                <w:b w:val="false"/>
+                <w:u w:val="none"/>
+                <w:strike w:val="false"/>
+                <w:sz w:val="14"/>
+                <w:szCs w:val="14"/>
                 <w:color w:val="333333"/>
               </w:rPr>
             </w:pPr>
             <w:r>
               <w:rPr>
-                <w:rFonts w:ascii="Luciole" w:hAnsi="Luciole" w:eastAsia="Luciole" w:cs="Luciole"/>
-                <w:i w:val="false"/>
-                <w:b w:val="false"/>
-                <w:u w:val="none"/>
-                <w:strike w:val="false"/>
-                <w:vertAlign w:val="superscript"/>
-                <w:sz w:val="16"/>
-                <w:szCs w:val="16"/>
-                <w:color w:val="333333"/>
-              </w:rPr>
-              <w:t xml:space="preserve">1</w:t>
-            </w:r>
-            <w:r>
-              <w:rPr>
-                <w:rFonts w:ascii="Luciole" w:hAnsi="Luciole" w:eastAsia="Luciole" w:cs="Luciole"/>
-                <w:i w:val="false"/>
-                <w:b w:val="false"/>
-                <w:u w:val="none"/>
-                <w:strike w:val="false"/>
-                <w:sz w:val="16"/>
-                <w:szCs w:val="16"/>
-                <w:color w:val="333333"/>
-              </w:rPr>
-              <w:t xml:space="preserve">Nombre de patients ayant reçu au moins une cure.</w:t>
+                <w:rFonts w:ascii="Aptos" w:hAnsi="Aptos" w:eastAsia="Aptos" w:cs="Aptos"/>
+                <w:i w:val="false"/>
+                <w:b w:val="false"/>
+                <w:u w:val="none"/>
+                <w:strike w:val="false"/>
+                <w:sz w:val="14"/>
+                <w:szCs w:val="14"/>
+                <w:color w:val="333333"/>
+              </w:rPr>
+              <w:t xml:space="preserve">IQR : intervalle interquartile.</w:t>
             </w:r>
           </w:p>
         </w:tc>
@@ -2158,42 +2144,42 @@
               <w:spacing w:after="60" w:before="60" w:line="240"/>
               <w:ind w:left="100" w:right="100" w:firstLine="0" w:firstLineChars="0"/>
               <w:rPr>
-                <w:rFonts w:ascii="Luciole" w:hAnsi="Luciole" w:eastAsia="Luciole" w:cs="Luciole"/>
-                <w:i w:val="false"/>
-                <w:b w:val="false"/>
-                <w:u w:val="none"/>
-                <w:strike w:val="false"/>
-                <w:sz w:val="16"/>
-                <w:szCs w:val="16"/>
+                <w:rFonts w:ascii="Aptos" w:hAnsi="Aptos" w:eastAsia="Aptos" w:cs="Aptos"/>
+                <w:i w:val="false"/>
+                <w:b w:val="false"/>
+                <w:u w:val="none"/>
+                <w:strike w:val="false"/>
+                <w:sz w:val="14"/>
+                <w:szCs w:val="14"/>
                 <w:color w:val="333333"/>
               </w:rPr>
             </w:pPr>
             <w:r>
               <w:rPr>
-                <w:rFonts w:ascii="Luciole" w:hAnsi="Luciole" w:eastAsia="Luciole" w:cs="Luciole"/>
+                <w:rFonts w:ascii="Aptos" w:hAnsi="Aptos" w:eastAsia="Aptos" w:cs="Aptos"/>
                 <w:i w:val="false"/>
                 <w:b w:val="false"/>
                 <w:u w:val="none"/>
                 <w:strike w:val="false"/>
                 <w:vertAlign w:val="superscript"/>
-                <w:sz w:val="16"/>
-                <w:szCs w:val="16"/>
-                <w:color w:val="333333"/>
-              </w:rPr>
-              <w:t xml:space="preserve">2</w:t>
-            </w:r>
-            <w:r>
-              <w:rPr>
-                <w:rFonts w:ascii="Luciole" w:hAnsi="Luciole" w:eastAsia="Luciole" w:cs="Luciole"/>
-                <w:i w:val="false"/>
-                <w:b w:val="false"/>
-                <w:u w:val="none"/>
-                <w:strike w:val="false"/>
-                <w:sz w:val="16"/>
-                <w:szCs w:val="16"/>
-                <w:color w:val="333333"/>
-              </w:rPr>
-              <w:t xml:space="preserve">Sans réduction de dose de plus de 20 % à la dernière cure de chaque phase, sur aucune des trois molécules.</w:t>
+                <w:sz w:val="14"/>
+                <w:szCs w:val="14"/>
+                <w:color w:val="333333"/>
+              </w:rPr>
+              <w:t xml:space="preserve">1</w:t>
+            </w:r>
+            <w:r>
+              <w:rPr>
+                <w:rFonts w:ascii="Aptos" w:hAnsi="Aptos" w:eastAsia="Aptos" w:cs="Aptos"/>
+                <w:i w:val="false"/>
+                <w:b w:val="false"/>
+                <w:u w:val="none"/>
+                <w:strike w:val="false"/>
+                <w:sz w:val="14"/>
+                <w:szCs w:val="14"/>
+                <w:color w:val="333333"/>
+              </w:rPr>
+              <w:t xml:space="preserve">Nombre de patients ayant reçu au moins une cure.</w:t>
             </w:r>
           </w:p>
         </w:tc>
@@ -2233,28 +2219,42 @@
               <w:spacing w:after="60" w:before="60" w:line="240"/>
               <w:ind w:left="100" w:right="100" w:firstLine="0" w:firstLineChars="0"/>
               <w:rPr>
-                <w:rFonts w:ascii="Luciole" w:hAnsi="Luciole" w:eastAsia="Luciole" w:cs="Luciole"/>
-                <w:i w:val="false"/>
-                <w:b w:val="false"/>
-                <w:u w:val="none"/>
-                <w:strike w:val="false"/>
-                <w:sz w:val="16"/>
-                <w:szCs w:val="16"/>
+                <w:rFonts w:ascii="Aptos" w:hAnsi="Aptos" w:eastAsia="Aptos" w:cs="Aptos"/>
+                <w:i w:val="false"/>
+                <w:b w:val="false"/>
+                <w:u w:val="none"/>
+                <w:strike w:val="false"/>
+                <w:sz w:val="14"/>
+                <w:szCs w:val="14"/>
                 <w:color w:val="333333"/>
               </w:rPr>
             </w:pPr>
             <w:r>
               <w:rPr>
-                <w:rFonts w:ascii="Luciole" w:hAnsi="Luciole" w:eastAsia="Luciole" w:cs="Luciole"/>
-                <w:i w:val="false"/>
-                <w:b w:val="false"/>
-                <w:u w:val="none"/>
-                <w:strike w:val="false"/>
-                <w:sz w:val="16"/>
-                <w:szCs w:val="16"/>
-                <w:color w:val="333333"/>
-              </w:rPr>
-              <w:t xml:space="preserve">IQR : intervalle interquartile.</w:t>
+                <w:rFonts w:ascii="Aptos" w:hAnsi="Aptos" w:eastAsia="Aptos" w:cs="Aptos"/>
+                <w:i w:val="false"/>
+                <w:b w:val="false"/>
+                <w:u w:val="none"/>
+                <w:strike w:val="false"/>
+                <w:vertAlign w:val="superscript"/>
+                <w:sz w:val="14"/>
+                <w:szCs w:val="14"/>
+                <w:color w:val="333333"/>
+              </w:rPr>
+              <w:t xml:space="preserve">2</w:t>
+            </w:r>
+            <w:r>
+              <w:rPr>
+                <w:rFonts w:ascii="Aptos" w:hAnsi="Aptos" w:eastAsia="Aptos" w:cs="Aptos"/>
+                <w:i w:val="false"/>
+                <w:b w:val="false"/>
+                <w:u w:val="none"/>
+                <w:strike w:val="false"/>
+                <w:sz w:val="14"/>
+                <w:szCs w:val="14"/>
+                <w:color w:val="333333"/>
+              </w:rPr>
+              <w:t xml:space="preserve">Sans réduction de dose de plus de 20 % à la dernière cure de chaque phase, sur aucune des trois molécules.</w:t>
             </w:r>
           </w:p>
         </w:tc>

--- a/output/tbl-outcome/tbl-outcome.docx
+++ b/output/tbl-outcome/tbl-outcome.docx
@@ -30,7 +30,7 @@
               <w:left w:w="0" w:type="dxa"/>
               <w:right w:w="0" w:type="dxa"/>
             </w:tcMar>
-            <w:vAlign w:val="center"/>
+            <w:vAlign w:val="bottom"/>
           </w:tcPr>
           <w:p>
             <w:pPr>
@@ -74,7 +74,7 @@
           <w:tcPr>
             <w:gridSpan w:val="2"/>
             <w:tcBorders>
-              <w:bottom w:val="none" w:sz="0" w:space="0" w:color="000000"/>
+              <w:bottom w:val="single" w:sz="8" w:space="0" w:color="333333"/>
               <w:top w:val="none" w:sz="0" w:space="0" w:color="000000"/>
               <w:left w:val="none" w:sz="0" w:space="0" w:color="000000"/>
               <w:right w:val="none" w:sz="0" w:space="0" w:color="000000"/>
@@ -86,7 +86,7 @@
               <w:left w:w="0" w:type="dxa"/>
               <w:right w:w="0" w:type="dxa"/>
             </w:tcMar>
-            <w:vAlign w:val="center"/>
+            <w:vAlign w:val="bottom"/>
           </w:tcPr>
           <w:p>
             <w:pPr>
@@ -147,7 +147,7 @@
               <w:left w:w="0" w:type="dxa"/>
               <w:right w:w="0" w:type="dxa"/>
             </w:tcMar>
-            <w:vAlign w:val="center"/>
+            <w:vAlign w:val="bottom"/>
           </w:tcPr>
           <w:p>
             <w:pPr>
@@ -202,7 +202,7 @@
               <w:left w:w="0" w:type="dxa"/>
               <w:right w:w="0" w:type="dxa"/>
             </w:tcMar>
-            <w:vAlign w:val="center"/>
+            <w:vAlign w:val="bottom"/>
           </w:tcPr>
           <w:p>
             <w:pPr>
@@ -272,7 +272,7 @@
           <w:tcPr>
             <w:tcBorders>
               <w:bottom w:val="single" w:sz="8" w:space="0" w:color="333333"/>
-              <w:top w:val="none" w:sz="0" w:space="0" w:color="000000"/>
+              <w:top w:val="single" w:sz="8" w:space="0" w:color="333333"/>
               <w:left w:val="none" w:sz="0" w:space="0" w:color="000000"/>
               <w:right w:val="none" w:sz="0" w:space="0" w:color="000000"/>
             </w:tcBorders>
@@ -283,7 +283,7 @@
               <w:left w:w="0" w:type="dxa"/>
               <w:right w:w="0" w:type="dxa"/>
             </w:tcMar>
-            <w:vAlign w:val="center"/>
+            <w:vAlign w:val="bottom"/>
           </w:tcPr>
           <w:p>
             <w:pPr>
@@ -353,7 +353,7 @@
           <w:tcPr>
             <w:tcBorders>
               <w:bottom w:val="single" w:sz="8" w:space="0" w:color="333333"/>
-              <w:top w:val="none" w:sz="0" w:space="0" w:color="000000"/>
+              <w:top w:val="single" w:sz="8" w:space="0" w:color="333333"/>
               <w:left w:val="none" w:sz="0" w:space="0" w:color="000000"/>
               <w:right w:val="none" w:sz="0" w:space="0" w:color="000000"/>
             </w:tcBorders>
@@ -364,7 +364,7 @@
               <w:left w:w="0" w:type="dxa"/>
               <w:right w:w="0" w:type="dxa"/>
             </w:tcMar>
-            <w:vAlign w:val="center"/>
+            <w:vAlign w:val="bottom"/>
           </w:tcPr>
           <w:p>
             <w:pPr>

--- a/output/tbl-outcome/tbl-outcome.docx
+++ b/output/tbl-outcome/tbl-outcome.docx
@@ -12,7 +12,6 @@
       <w:tr>
         <w:trPr>
           <w:trHeight w:val="638" w:hRule="auto"/>
-          <w:tblHeader/>
         </w:trPr>
         <w:tc>
           <w:tcPr>
@@ -130,7 +129,6 @@
       <w:tr>
         <w:trPr>
           <w:trHeight w:val="902" w:hRule="auto"/>
-          <w:tblHeader/>
         </w:trPr>
         <w:tc>
           <w:tcPr>
